--- a/example_articles/countries/Japan/2.countries_Japan_New_York_Times.docx
+++ b/example_articles/countries/Japan/2.countries_Japan_New_York_Times.docx
@@ -27,17 +27,17 @@
     </w:p>
     <w:p>
       <w:r>
-        <w:t>Source File: NYT/41.DOCX</w:t>
+        <w:t>Source file: NYT/41.DOCX</w:t>
       </w:r>
     </w:p>
     <w:p>
       <w:r>
-        <w:t>Raw locations result: ['Japan']</w:t>
+        <w:t>Raw locations result, 'locations': ['Japan']</w:t>
       </w:r>
     </w:p>
     <w:p>
       <w:r>
-        <w:t>countries_stand_flat (Standardized): Japan</w:t>
+        <w:t>Standardized locations result, 'countries_stand_flat': Japan</w:t>
       </w:r>
     </w:p>
     <w:p>

--- a/example_articles/countries/Japan/2.countries_Japan_New_York_Times.docx
+++ b/example_articles/countries/Japan/2.countries_Japan_New_York_Times.docx
@@ -7,7 +7,9 @@
         <w:pStyle w:val="Heading1"/>
       </w:pPr>
       <w:r>
-        <w:t>A Grand Entrance at St. Patrick's Cathedral</w:t>
+        <w:t>FRUGAL TRAVELER;</w:t>
+        <w:br/>
+        <w:t>Tokyo, Folksy and Affordable</w:t>
       </w:r>
     </w:p>
     <w:p>
@@ -17,17 +19,17 @@
     </w:p>
     <w:p>
       <w:r>
-        <w:t>Date: 2009-04-15</w:t>
+        <w:t>Date: 1998-10-25</w:t>
       </w:r>
     </w:p>
     <w:p>
       <w:r>
-        <w:t>Section: Section A; Column 0; Metropolitan Desk; Pg. 19</w:t>
+        <w:t>Section: Section 5; ; Section 5; Page 6; Column 1; Travel Desk ; Column 1;</w:t>
       </w:r>
     </w:p>
     <w:p>
       <w:r>
-        <w:t>Source file: NYT/41.DOCX</w:t>
+        <w:t>Source file: NYT/48.DOCX</w:t>
       </w:r>
     </w:p>
     <w:p>
@@ -49,58 +51,111 @@
     </w:p>
     <w:p>
       <w:r>
-        <w:t>In ceremonies marked by solemn Christian ritual and the stagecraft of the grand entrance, Archbishop Timothy M. Dolan was warmly welcomed Tuesday night as the new leader and high priest of the Roman Catholic Archdiocese of New York.</w:t>
+        <w:t>TOKYO, a city infamous for its $15 cups of coffee and $200 cab rides from the airport, has been sitting on the back burner of my travel list for many years. I'd visited there on business in 1979, and the city had intrigued, baffled and stimulated me. Zen gardens, pachinko parlors, temples, gadgets, sumo matches, Hello Kitty -- Tokyo's quirky urban weirdness appealed to my New York sensibility. But vivid memories of the outrageous costs of my trip made me too anxious to think of attempting Tokyo without an expense account.</w:t>
         <w:br/>
-        <w:t xml:space="preserve">  Seven weeks after Pope Benedict XVI selected him to succeed Cardinal Edward M. Egan, who is retiring at age 77, Archbishop Dolan, 59, a mirthful pastor and a theological conservative who has headed the Archdiocese of Milwaukee for the last seven years, rapped sharply on the massive bronze front doors of St. Patrick's Cathedral. In the intricately scripted rite, the doors were pulled open and he proceeded inside for a vespers ceremony -- the start of two days of ritual, prayer and music that will make him the most prominent Catholic prelate in the nation. </w:t>
+        <w:t>But when the Japanese yen dropped to around 140 to the dollar a few months ago (it rebounded to around 133 when I left on Sept. 24 and had risen more than 10 percent by early last week), I figured it was a good moment to return. Coincidentally, the very morning in August that I began scanning the Internet, Japan Airlines announced a sale on its home page: a round-trip economy ticket from New York to Tokyo for $675.</w:t>
         <w:br/>
-        <w:t xml:space="preserve">  Archbishop Dolan donned the steeple-shaped miter of his office, sat for the first time in the carved wooden throne on St. Patrick's altar and grinned his toothy smile at a wildly applauding crowd of 3,000, composed mainly of priests, nuns, bishops and deacons representing the 2.5 million Catholics of the archdiocese's 400 parishes.</w:t>
+        <w:t>Wondering what the catch was, I phoned and found that there wasn't any and that I could get seats for travel dates in late September to early October if I got to JAL's office and paid for my ticket within 24 hours. With tax, and an extra $25 charge for a Friday departure, it came to $740 -- less than my fare in 1979!</w:t>
         <w:br/>
-        <w:t xml:space="preserve">  In his first homily, the archbishop quickly let loose with a voice of informality and humor that fit his reputation as the man who once wore the ''cheesehead'' hat of a Wisconsin sports fan to Mass in Milwaukee. He thanked the archdiocese's people for welcoming him, then revealed the trepidation he felt when invited to take the job.</w:t>
+        <w:t>There were more surprises in store, but the best one was this: I spent several perfect September days in Tokyo -- wandering the back streets of old neighborhoods, slurping noodles and sake elbow to elbow with fans glued to the afternoon TV sumo matches, poking into neighborhood museums -- and when I toted up my expenses, I'd spent as little as $60 and no more than $89 a day on meals and accommodations.</w:t>
         <w:br/>
-        <w:t xml:space="preserve">  ''Go away, Lord! I'm not your man,'' he said in recounting an inner dialogue with God. ''My Spanish is lousy and my English not much better. I'm still angry at New York for taking Favre and Sabathia from us in Wisconsin. The Yankees and Mets over the Cardinals and Brewers? Forget it!'' he said. It was the first homily at St. Patrick's in recent memory that was punctuated with exclamation marks in the official transcript. </w:t>
+        <w:t>Favorable exchange rates have made Tokyo more affordable and accessible to Americans, but they aren't the only thing that has transformed the city from daunting to delightful. I can still remember my frustration in 1979 as I stumbled like a helpless 4-year-old through Tokyo's bewildering streetscape of signs and symbols, all in kanji, katakana and hiragana, the complex triad of Japanese writing systems. While I still find Tokyo confusing, it has become a puzzle that's easier to solve. There is much more English in Tokyo now -- it is there as a side dish rather than a main course, but the little bit of Roman script that dots public transportation maps, buildings, packages and menus is enough to steer non-Japanese readers in the right direction. And thanks to globalization more Japanese speak excellent English (while most American urbanites, at least, are fluent in sushi).</w:t>
         <w:br/>
-        <w:t xml:space="preserve">  But Archbishop Dolan also referred, if passingly, to ''the scandal of clergy sexual abuse,'' a problem that has delivered devastating blows to the church's moral standing and financial ledger. He listed it among a set of problems he said were facing the church, including ''threats to marriage and family, to the unborn baby and fragile human life at all stages,'' and the growing scarcity of priests.</w:t>
+        <w:t>With only a few phrases of travelers' Japanese and my sushi vocabulary, I navigated through Tokyo's excellent subway system, sampled unfamiliar restaurants, bathed in a traditional Japanese public bath, and even found my way out to an outlying suburb for a shiatsu massage from a master practitioner. It was not difficult. In fact, to my amazement, I discovered Japan to be one of the easiest foreign travel experiences I've had recently.</w:t>
         <w:br/>
-        <w:t xml:space="preserve">  Folding together his personal fears and the stark problems facing his church, the new archbishop invoked the words of Pope John Paul II in addressing the United Nations on his last visit to New York in 1995. ''We must not be afraid of the future,'' he said. ''It is no accident that we are here.''</w:t>
+        <w:t>One of the biggest boons, from a budget traveler's perspective, is that Japan's network of inexpensive small hotels, inns and bed-and-breakfasts, once reserved for Japanese or Japanese-speakers, has become user-friendly for foreigners. Indeed, arranging my accommodations in Tokyo was so problem free that I kept waiting for a disaster or misunderstanding.</w:t>
         <w:br/>
-        <w:t xml:space="preserve">  The capacity crowd rose to give him a standing ovation.</w:t>
+        <w:t>I began my planning with a visit to the Japanese National Tourist Office in New York, where a staff member spent 20 minutes with me discussing my itinerary, then proceeded to fill up a shopping bag's worth of brochures, maps, discount coupons, railway timetables and -- most important -- a guide to an independent association of English-speaking ryokan and small hotels, the Japanese Inn Group. This group offered basic rooms, mainly with shared toilets and bathrooms (in Japan, baths and toilets have traditionally been separate rooms). The price for a single at one of the group's ryokan in Tokyo ranged from around $35 to $57, with the higher priced places offering private toilets and/or baths.</w:t>
         <w:br/>
-        <w:t xml:space="preserve">  Tuesday night's services served, in a sense, as a dress rehearsal for the much more public program on Wednesday afternoon, when invited guests will include Gov. David A. Paterson, New York's two United States senators, and a wide array of clergy members from other faiths. In that roughly three-hour ceremony, Archbishop Dolan will be officially installed and celebrate his first Mass in the post. </w:t>
+        <w:t>These prices put Tokyo well within my range, so I started comparing the descriptions of the ryokan (also available on the tourist office's Web site, www.jnto.go.jp) with those in independent guidebooks, and reading up on the different neighborhoods they were in. Finally, in early September, I'd made my choice of two ryokan at slightly different price levels.</w:t>
         <w:br/>
-        <w:t xml:space="preserve">  The two days of ritual are based in a tradition codified by the church in the third century. Every blessing, hymn, exchange of documents, change of vestments, seating arrangement and processional comes from the canonical book known as the Bishop's Ceremony. </w:t>
+        <w:t>The first, Ryokan Sawanoya, offered a Japanese-style room with a futon, tatami mats and shared bath, for $37 including tax. The price was attractive, and so was the location, Yanaka, an old Tokyo district close to the Ueno terminal, where Keisai Railway runs trains to and from Narita Airport for about $7.50 each way.</w:t>
         <w:br/>
-        <w:t xml:space="preserve">  In the few unscripted pieces available to the incoming archbishop, though, there are signs of a personality with working-class heft. </w:t>
+        <w:t>The other, Ryokan Asakusa Shigetsu, was in the middle of Asakusa, another interesting old Tokyo neighborhood of temples, markets and public baths. It was a bit more up-market than Sawanoya -- it had Western and Japanese-style rooms with private bath for $57, and a restaurant that offered breakfasts ($9) and dinners ($18 to $25).</w:t>
         <w:br/>
-        <w:t xml:space="preserve">  For instance, Archbishop Dolan's choice of soloist for the musical interlude following the communion rite at Wednesday's service is Ronan Tynan, best known as the cantor of Yankee Stadium for his post-9/11 performances of ''God Bless America.'' At Archbishop Dolan's request he will sing Schubert's ''Ave Maria.'' (In that spot in the ceremony in 2000, Cardinal Egan chose Renee Fleming to perform Mozart's ''Exultate Iubilate.'') </w:t>
+        <w:t>Using the reservation form included the Japanese Inn Group pamphlet, I faxed my requests, in English, to both. In the morning, two confirmations were sitting in my fax tray.</w:t>
         <w:br/>
-        <w:t xml:space="preserve">  Archbishop Dolan becomes the 13th Catholic leader of New York since the Vatican appointed its first bishop here in 1808. He is the 10th archbishop, and the first since the mid-19th century to succeed a living predecessor as prelate of the New York region. A vast territory, the archdiocese includes Manhattan, the Bronx, Staten Island and seven northern counties, stretching from to the parishes of the Catskills.</w:t>
+        <w:t>Although I'm accustomed to living in cramped New York apartments, I had an attack of claustrophobia when entering my single room at the Sawanoya. A fluffy futon covered with a Japanese comforter took up most of the clean 6- by-7-foot space; the remainder was a small recessed area with a television set, phone, floor cushion and low table set with a hot water pitcher, china cups and a canister of green tea.</w:t>
         <w:br/>
-        <w:t xml:space="preserve">  Tuesday night's ceremony began with a rafter-rattling blast of organ music as accompaniment to a colorful procession of flags, each from one of the 19 geographic regions of the archdiocese. As the marchers filed by outside the cathedral, Archbishop Dolan, awaiting his place at the end of the parade, cheered them from the sidelines.</w:t>
+        <w:t>As I settled in, however, the room began to feel more cozy than cluttered. Sliding shoji screens along one wall provided a double-door buffer with which I could close out noise from the hallway. There was a window and air-conditioner on the other wall.</w:t>
         <w:br/>
-        <w:t xml:space="preserve">  After that, another procession was launched, this one setting the stage for the service's most resonant moment. Priests, bishops, archbishops and cardinals, many of them leaders in the American hierarchy, each wearing the red skull cap or the purple sash or the white robe of his rank and order, solemnly marched up the aisle toward the great brass doors at the main entrance to the cathedral. There, they awaited the three knocks that were to announce the arrival of the new archbishop.</w:t>
+        <w:t>I didn't mind that the toilet (for women only, with both a Western toilet and a Japanese-style squat one) was in the hall, since my third-floor room was directly across from it. And I enjoyed the ritual of the evening Japanese bath, where you enter, undress, scrub yourself down with soap and water while sitting on a stool in front of a low spigot, rinse off, then jump in a deep hot tub (Sawanoya's tubs, while used by all the guests, were private -- only one person could use it at a time. And, perhaps as a concession to foreigners, the baths had hand-held shower fixtures and were open in the mornings for showers.) Between the hot tub soaks and the fluffy futon, my jet lag evaporated in 24 hours.</w:t>
         <w:br/>
-        <w:t xml:space="preserve">  At about 7 p.m., Archbishop Dolan knocked. To overcome what archdiocese staff had feared would be a meager sound announcing himself, they provided him with a hammer. He rapped six times, and then after a pause, rapped three more times, smiling broadly as a rumble of laughter rolled through the assembly of Catholics inside the cathedral.</w:t>
+        <w:t>Sawa-san, a charismatic man in his 50's, was both Sawanoya's proprietor and its lead character: dressed in a kimono and with a cockatoo perched on his shoulder, he simultaneously tended to phone reservations while laughing and joking with guests in English and Japanese. He grew up in, and is a major booster of this neighborhood, Yanaka, a warren of streets and old-fashioned shops that has an urban character of Dickensian richness.</w:t>
         <w:br/>
-        <w:t xml:space="preserve">  In church tradition, the knocks symbolize the humble supplication of the new archbishop, seeking a welcome from the flock. </w:t>
+        <w:t>Yanaka, along with the nearby neighborhoods of Nezu and Sendagi in the Ueno district, is considered by Tokyoites to be one of the last strongholds of Tokyo's salt-of-the-earth downtown spirit, or shitamachi -- a spirit that I understood as roughly akin to the way New Yorkers feel about Brooklyn. At check-in, Sawa-san gives guests a exuberant, hand-drawn map entitled "Let's Find Out the Japanese Life" -- his idiosyncratic guide to Yanaka, which lists such local must-sees as the tatami weaver's shop, the rice cracker and tofu factories, the fancy paper store and the tea merchant.</w:t>
         <w:br/>
-        <w:t xml:space="preserve">  When the doors were flung wide, Archbishop Dolan was officially welcomed by a contingent of hierarchs, including Archbishop Pietro Sambi, the apostolic nuncio or ambassador to the United States from the Vatican.</w:t>
+        <w:t>His map, along with the Yanaka chapter of an excellent small book of walking tours, "Little Adventures in Tokyo," by Rick Kennedy, an American expatriate, was invaluable. It led me effortlessly into something that often takes weeks of travel time to find: the daily life of a neighborhood.</w:t>
         <w:br/>
-        <w:t xml:space="preserve">  Cardinal Egan turned and shook his successor's hand, using both his hands.</w:t>
+        <w:t>I spent an entire rainy day roaming Yanaka. I peeped into the tofu factory, bought a rice-and-seaweed cracker freshly toasted over hot coals (75 cents), and clapped my hands to wake up the gods at a half dozen Shinto and Buddhist shrines crowded into the cramped blocks of this neighborhood. Turning into the largest of them, the Nezu, I happened upon a Shinto wedding, and stayed to watch the ceremony.</w:t>
         <w:br/>
-        <w:t xml:space="preserve">  ''Allow me to assure you, that's the last time you're going to have to knock twice to get into St. Pat's,'' Cardinal Egan said during his welcoming remarks.</w:t>
+        <w:t>It was a solemn affair; the families were dressed in black suits and gray dresses, the bride regal in a kimono of heavy ivory brocaded satin. The priest's' prayers were murmured over the tinkle of canned Japanese traditional music, and, three times, the participants ceremonially sipped sake from lacquered cups. Then, suddenly, the priest made a discreet signal, moved to one side and the scene erupted in a dazzle of flashbulbs as excited family members moved into position for that all-important wedding shot.</w:t>
         <w:br/>
-        <w:t xml:space="preserve">  Soon after, the cathedral erupted in loud applause as Archbishop Dolan was led to the altar, and for the first time in his new home church, donned the tall headdress known as the miter.</w:t>
+        <w:t>The pelting rain only added to the atmosphere of Yanaka's old Buddhist cemetery, where funerary staffs sprouted and burning incense thickened the damp, heavy air. I continued down streets of two-story wooden houses, every one fronted by lovely homespun container gardens bursting with ferns, petunias, palms and impatiens. I bought a packet of green tea ($4) and a porcelain tea canister ($12) at an elegant shop where I was greeted with a cup of tea by the kimono-clad sales clerk. I paid a visit to the Asakura Choso Museum, the exquisitely appointed former home of a master Japanese sculptor of the 1920's.</w:t>
         <w:br/>
-        <w:t xml:space="preserve">  Sitting in the audience were the archbishop's mother and other family members. Sister Mary Bosco Daly, 84, his second-grade teacher from his native St. Louis, came from Ireland. From the altar, she read from the first Letter of Saint Peter. </w:t>
+        <w:t>I meandered on, in a dreamy state, until finally hunger brought me down to earth. Yanaka has plenty of inexpensive corner yakitori shops, noodle shops and mom-and-pop restaurants. As is the custom in Japan, they all display plastic replicas of their daily specials in window cases outside. The menus, for the most part, are only in Japanese, but pointing works.</w:t>
         <w:br/>
-        <w:t xml:space="preserve">  The cathedral filled with the sounds of different languages as prayers were read in Akan, Korean, Portuguese, German and Mandarin.</w:t>
+        <w:t>I chose Yaegaki, a restaurant on the corner near the ryokan, and ordered cold soba noodles and nori seaweed strips with a soy sauce. With an Asahi beer, the tab came to $7.50 -- about average for the working-class places in Yanaka where I took most of my meals.</w:t>
         <w:br/>
-        <w:t xml:space="preserve">  At the end of the service, the crowd inside the cathedral erupted in wave after wave of applause as Archbishop Dolan stepped into the pews and shook the many hands outstretched. Many in the pews were priests and members of religious orders, but many were lay people active in their churches who had received the two tickets allotted to each parish for the event. </w:t>
+        <w:t>I got used to the tatami way of living at Sawanoya, so when I moved into my Western style single at Ryokan Shigetsu (the Japanese rooms had all been booked), in the nearby district of Asakusa, sleeping in a bed gave me a bit of reverse culture shock. My spotless, recently renovated room was about nine feet long, and narrow enough that I could reach out and touch each wall. Two windows at one corner looked out onto an airshaft. It had a single bed, refrigerator, television and desk attached to the wall, and it felt so much like a ship's compartment I kept waiting for the roll.</w:t>
         <w:br/>
-        <w:t xml:space="preserve">  At the front of the cathedral, the new archbishop then mingled with the many priests and seminarians gathered to offer their congratulations. He moved like a veteran politician at a get-out-the -vote rally, putting his arm around one man after another, and pointing at those who were too far away to touch.</w:t>
+        <w:t>The Shigetsu staff was friendly and helpful, but formal and professional rather than homey -- there was nary a cockatoo in sight. But I did have my own, nifty compact bathroom with tiny tub and shower -- I ruefully realized I'd missed that. And Shigetsu's Japanese hot tub, in a rooftop room, was built of cedar; guests use it one at a time and when I jumped in at the end of my long days, I imagined I was in a miniature spa.</w:t>
         <w:br/>
+        <w:t>Just a few blocks away was the Senso-ji shrine, one of Tokyo's most important, with its enormous five-tiered pagoda. Dedicated to the Buddhist goddess Kannon, the shrine attracts a nonstop flow of tourists, worshippers, schoolchildren and street characters -- like the old man who lulls pigeons to sleep by stroking their necks as spectators snap away.</w:t>
         <w:br/>
-        <w:t>http://www.nytimes.com</w:t>
+        <w:t>The street leading away from the temple was a busy arcade of shops selling everything from shoes to crackers to fancy silk kimonos. The carnival air was very different from the relaxed, homey atmosphere of Yanaka -- until the 40s, Asakusa, especially the Rokku section, had been the center of Tokyo's entertainment and "pleasure" district. Yet, exploring a bit outside Asakusa's touristy kitsch, I found interesting, low-cost delights were everywere. I spent a whole morning rummaging through the profusion of exotic shiny cooking gadgets, plastic food displays, pottery and assorted Japanese kitchen equipment in the restaurant supply shops on nearby Kappabashi Street.</w:t>
+        <w:br/>
+        <w:t>In the course of my two ryokan stays, I learned that there are drawbacks. My biggest complaint is that most ryokan ask guests to vacate their rooms between 10 A.M. and 3 P.M. so the rooms can be cleaned (though at some, like Sawayona, guests can ask that they not do so). I found it uncomfortable to be without a home base from which to rest between bouts of sightseeing, particularly since it rained for five days straight.</w:t>
+        <w:br/>
+        <w:t>The other problem is that many ryokan do not have a night desk clerk. Instead, they lock the front door at 11 P.M., and if you don't make curfew, you could be out of luck (Sawanoya will arrange to lend you a key if you ask beforehand). This could complicate the logistics of late-night activities.</w:t>
+        <w:br/>
+        <w:t>Still, I found that the benefits of staying in a small, traditional hotel far outweighed these inconveniences. Sprawling, chaotic Tokyo is best absorbed neighborhood by neighborhood. Would I have ever noticed the old Tokyo charm of Yanaka's shitamachi if I hadn't stayed at Sawanoya? I doubt it. Could I have explored my own shitamachi in New York at the bargain basement Tokyo price of under $90 a day? Fuhgedaboudit.</w:t>
+        <w:br/>
+        <w:t xml:space="preserve"> </w:t>
+        <w:br/>
+        <w:t>The bottom line for shitamachi</w:t>
+        <w:br/>
+        <w:t xml:space="preserve"> </w:t>
+        <w:br/>
+        <w:t>Getting There</w:t>
+        <w:br/>
+        <w:t>When I went to Tokyo, the yen was trading at about 133 to the dollar, but since my trip, the yen has rebounded strongly to well under 120, so prices have risen from what I paid.</w:t>
+        <w:br/>
+        <w:t>I spent $740 in August for a round-trip economy class ticket on Japan Airlines, (800) 525-3663. From Narita Airport, the Keisei Skyliner train runs about every 20 minutes to Ueno Station, about a mile from the Yanaka district, and costs around $14.50 for the 51-minute trip. Only 20 minutes and reclining individual seats distinguish it from the Keisei Limited Express, which makes the same trip in 71 minutes, and cost me $7.50. Keisei ticket counters are in Terminals A and B of the airport.</w:t>
+        <w:br/>
+        <w:t>Taxis in Tokyo are expensive. A cab from Ueno Station to Ryokan Sawanoya, about a mile, cost me $5.</w:t>
+        <w:br/>
+        <w:t>Once in the Yanaka and Asakura districts, I averaged about $75 a day for food and lodging.</w:t>
+        <w:br/>
+        <w:t xml:space="preserve">The Japanese National Tourist Organization was very helpful, providing free advice, maps and brochures. In New York, J.N.T.O. is at 1 Rockefeller Plaza, Suite 1250, New York, N.Y. 10020; (212) 757 5640. Its Web site is www.jnto.go.jp. </w:t>
+        <w:br/>
+        <w:t>I picked up a copy of Rick Kennedy's "Little Adventures in Tokyo" ($12.95, Stone Bridge Press) at a Barnes &amp; Noble in Brooklyn before leaving and it provided many delightful and offbeat suggestions.</w:t>
+        <w:br/>
+        <w:t xml:space="preserve"> </w:t>
+        <w:br/>
+        <w:t>Where to Stay</w:t>
+        <w:br/>
+        <w:t>Both ryokan I stayed in are are often booked up as much as two months in advance.</w:t>
+        <w:br/>
+        <w:t>My Japanese-style room without bath at the Ryokan Sawanoya, 2-3-11 Yanaka, Taito-ku, Tokyo 110, was tiny, but tidy and functional, and cost $37 a night, including tax; phone (81-3) 3822-2251, fax (81-3) 3822-2252.</w:t>
+        <w:br/>
+        <w:t>Ryokan Asakusa Shigetsu, 1-3-11 Asakusa, Taito-ku, Tokyo, was recently renovated, and has both Japanese- and Western-style rooms on six floors near the bustle of Tokyo's most visited shrine. My Western single had its own toilet, shower and tub, a single bed, a built-in desk/refrigerator and a television. It cost $55 a night, including tax; (81-3) 3843-2345, fax (81-3) 3843-2348.</w:t>
+        <w:br/>
+        <w:t xml:space="preserve"> </w:t>
+        <w:br/>
+        <w:t>Where to Eat</w:t>
+        <w:br/>
+        <w:t>Both Yanaka and Asakusa have a profusion of inexpensive restaurants. Two are Kameya, 2-18-2 Bunkyo-ku, Nezu, (81-3) 3821-0861, and Yaegaki, corner of Shinobazu street by the turnoff for Nezu shrine, (81-3) 3821-8997, where I got decent, if not spectacular, meals of noodles, fried fish or yakitori for $8 to $12.</w:t>
+        <w:br/>
+        <w:t xml:space="preserve"> </w:t>
+        <w:br/>
+        <w:t>What to Do</w:t>
+        <w:br/>
+        <w:t>I adored the Kamekichi Tea Shop on Yanaka Ginza in Yanaka, (81-3) 3823-0015), which sells hundreds of varieties of Japanese green tea, or ocha, from the everyday to the rarest leaves. They also sell tea accessories and pots, and discount purchases 10 percent on the 1st and 15th of every month. Open 10 A.M. to 7:30 P.M.</w:t>
+        <w:br/>
+        <w:t>Asakura Choso Museum, 7-18-10 Yanaka, Taito-ku, Tokyo, (81-3) 3821-4549, is the former house and studio of Fumio Asakura, a prominent 20th-century sculptor. It has examples of his work, and is built around an evocative meditation garden. Admission: about $2.25, $1.10. Hours: 9:30 A.M. to 4:30 P.M. Closed Monday and Friday and Dec. 29 to Jan. 5.</w:t>
+        <w:br/>
+        <w:t>The Shitamachi Museum, Ueno Park, Taito-Ku, (81-3) 3823-7451, is an interesting place to visit after one has prowled through the present day shitamachi of Yanaka. Downstairs, it has copies of city shops, circa 1920, and upstairs is a fascinating collection of ephemera from Tokyo's prewar period through the 1950's, including magazines, household goods, and a working-class living room from the 50's. The museum is open daily except Monday 9:30 A.M. to 4:30 P.M. and admission was about $1.50. It will close from Dec. 29 to Jan. 4.   DAISANN McLANE</w:t>
         <w:br/>
         <w:br/>
         <w:t>Graphic</w:t>
@@ -108,13 +163,7 @@
         <w:br/>
         <w:t xml:space="preserve"> </w:t>
         <w:br/>
-        <w:t>PHOTOS: Archbishop Timothy M. Dolan of Milwaukee entered St. Patrick's Cathedral, his new spiritual home, on Tuesday after knocking nine times on the door.</w:t>
-        <w:br/>
-        <w:t>Archbishop Dolan was welcomed by Cardinal Edward M. Egan, left, the departing leader of the Roman Catholic Archdiocese of New York.(PHOTOGRAPHS BY TODD HEISLER/THE NEW YORK TIMES)</w:t>
-        <w:br/>
-        <w:t>Archbishop Timothy M. Dolan participated Tuesday in a vespers ceremony. He will be formally installed Wednesday as Roman Catholic archbishop of New York.(PHOTOGRAPH BY DAMON WINTER/THE NEW YORK TIMES)</w:t>
-        <w:br/>
-        <w:t xml:space="preserve"> Clergy members were caught in the rain during the procession outside St. Patrick's Cathedral.(PHOTOGRAPH BY MICHAEL APPLETON FOR THE NEW YORK TIMES)(pg. A24)</w:t>
+        <w:t>Photos: Ultra Man statue in the Rokku section of Asakusa, once Tokyo's entertainment district. The author's rooms at two ryokan: the Sawanoya (top) and the Asakusa Shigetsu. Senso-ji, in Asakusa district, is one of Tokyo's most important Buddhist shrines. Kitchenware for sale on Kappabashi Street. (Photographs by Daisann McLane)(pg. 6); Women's clothing from the 1920's at Shitamachi Museum. (Daisann McLane)(pg. 18)</w:t>
       </w:r>
     </w:p>
     <w:sectPr>

--- a/example_articles/countries/Japan/2.countries_Japan_New_York_Times.docx
+++ b/example_articles/countries/Japan/2.countries_Japan_New_York_Times.docx
@@ -7,9 +7,7 @@
         <w:pStyle w:val="Heading1"/>
       </w:pPr>
       <w:r>
-        <w:t>FRUGAL TRAVELER;</w:t>
-        <w:br/>
-        <w:t>Tokyo, Folksy and Affordable</w:t>
+        <w:t>Japan's Hidden Culinary Revolution</w:t>
       </w:r>
     </w:p>
     <w:p>
@@ -19,17 +17,17 @@
     </w:p>
     <w:p>
       <w:r>
-        <w:t>Date: 1998-10-25</w:t>
+        <w:t>Date: 2016-01-24</w:t>
       </w:r>
     </w:p>
     <w:p>
       <w:r>
-        <w:t>Section: Section 5; ; Section 5; Page 6; Column 1; Travel Desk ; Column 1;</w:t>
+        <w:t>Section: Section TR; Column 0; Travel Desk; Pg. 1</w:t>
       </w:r>
     </w:p>
     <w:p>
       <w:r>
-        <w:t>Source file: NYT/48.DOCX</w:t>
+        <w:t>Source file: NYT/45.DOCX</w:t>
       </w:r>
     </w:p>
     <w:p>
@@ -51,111 +49,120 @@
     </w:p>
     <w:p>
       <w:r>
-        <w:t>TOKYO, a city infamous for its $15 cups of coffee and $200 cab rides from the airport, has been sitting on the back burner of my travel list for many years. I'd visited there on business in 1979, and the city had intrigued, baffled and stimulated me. Zen gardens, pachinko parlors, temples, gadgets, sumo matches, Hello Kitty -- Tokyo's quirky urban weirdness appealed to my New York sensibility. But vivid memories of the outrageous costs of my trip made me too anxious to think of attempting Tokyo without an expense account.</w:t>
+        <w:t>I was on the Shinkansen bullet train and roaring north toward the Japan Sea at 125 miles per hour when I passed through the wormhole in space-time. The wormhole was on the far end of a long, unlit tunnel. Three-quarters of an hour earlier, in the midst of a sunny winter's day, I'd boarded the train at the loud, insanely complex and many-leveled Tokyo main station, accompanied by my friend Bob Sliwa. We were bound for the coastal town of Kanazawa, sometimes known as the hidden pearl of the Japan Sea and famed for the freshness and variety of its fish-based cuisine.</w:t>
         <w:br/>
-        <w:t>But when the Japanese yen dropped to around 140 to the dollar a few months ago (it rebounded to around 133 when I left on Sept. 24 and had risen more than 10 percent by early last week), I figured it was a good moment to return. Coincidentally, the very morning in August that I began scanning the Internet, Japan Airlines announced a sale on its home page: a round-trip economy ticket from New York to Tokyo for $675.</w:t>
+        <w:t xml:space="preserve">The trip there last winter was to be the climax of my weeklong attempt to find the hidden culinary truth of Japan, beyond the reach of guidebooks or the well-intentioned efforts of such celebrity investigators as Anthony Bourdain. My secret weapon in this was Bob himself, a man embedded in Japan for 30 years, deeply conversant in the ways and cuisines of the country and, by great good fortune, my college roommate. </w:t>
         <w:br/>
-        <w:t>Wondering what the catch was, I phoned and found that there wasn't any and that I could get seats for travel dates in late September to early October if I got to JAL's office and paid for my ticket within 24 hours. With tax, and an extra $25 charge for a Friday departure, it came to $740 -- less than my fare in 1979!</w:t>
+        <w:t xml:space="preserve">  We exited the tunnel into a crash of white light. On the far side was a winterscape of deep snow, mountain vistas and blowing wind. The day we'd been traveling through until then had been dry and mild, and the sudden atmospheric shift made it seem that we might, in fact, have just rocketed through a rift in space-time. Bob, stroking his goatee, laughed out loud at my confusion.</w:t>
         <w:br/>
-        <w:t>There were more surprises in store, but the best one was this: I spent several perfect September days in Tokyo -- wandering the back streets of old neighborhoods, slurping noodles and sake elbow to elbow with fans glued to the afternoon TV sumo matches, poking into neighborhood museums -- and when I toted up my expenses, I'd spent as little as $60 and no more than $89 a day on meals and accommodations.</w:t>
+        <w:t xml:space="preserve">  ''We were climbing in the dark in that tunnel the whole time -- didn't you feel your ears pop?'' he asked. ''What you see here is the result of the steady wind blowing off the Japan Sea from China, picking up the moisture of the ocean along the way and throwing it against the mountains as snow -- and lots of it. Think of the Continental Divide, Japan-style.''</w:t>
         <w:br/>
-        <w:t>Favorable exchange rates have made Tokyo more affordable and accessible to Americans, but they aren't the only thing that has transformed the city from daunting to delightful. I can still remember my frustration in 1979 as I stumbled like a helpless 4-year-old through Tokyo's bewildering streetscape of signs and symbols, all in kanji, katakana and hiragana, the complex triad of Japanese writing systems. While I still find Tokyo confusing, it has become a puzzle that's easier to solve. There is much more English in Tokyo now -- it is there as a side dish rather than a main course, but the little bit of Roman script that dots public transportation maps, buildings, packages and menus is enough to steer non-Japanese readers in the right direction. And thanks to globalization more Japanese speak excellent English (while most American urbanites, at least, are fluent in sushi).</w:t>
+        <w:t xml:space="preserve">  I lowered my eyes from the Alpine visuals and back to my notes on the previous days' eating and drinking. The pages, which were thick with arrows and exclamation points, seemed only to get more densely crosshatched as time went on, and for good reason. The dozen or so meals I'd had in Tokyo had been a marvel of consistent variation, ringing fluid changes of texture and flavor on those three little words that define the cuisine of this island nation at its heart: iso no aji, or ''tastes like ocean spray.''</w:t>
         <w:br/>
-        <w:t>With only a few phrases of travelers' Japanese and my sushi vocabulary, I navigated through Tokyo's excellent subway system, sampled unfamiliar restaurants, bathed in a traditional Japanese public bath, and even found my way out to an outlying suburb for a shiatsu massage from a master practitioner. It was not difficult. In fact, to my amazement, I discovered Japan to be one of the easiest foreign travel experiences I've had recently.</w:t>
+        <w:t xml:space="preserve">  By agreement, the majority of places Bob and I had gone to so far were chosen to illustrate the point that the most creative cooking in Japan is no longer being done in A-list restaurants. Those places, which continue to serve up superb food, belong to the days when the country was still riding high atop the mighty economic surge that carried it from the ashes of World War II all the way to the forefront of the global market. They're relics of the time when the Japanese, so expert at mimicry, sent their best young chefs to the high-end restaurants of France and Italy where their work ethic ensured them a rapid rise up the kitchen ladder, and upon their return, the creation of perfect interpretations of their previous employers' cuisine.</w:t>
         <w:br/>
-        <w:t>One of the biggest boons, from a budget traveler's perspective, is that Japan's network of inexpensive small hotels, inns and bed-and-breakfasts, once reserved for Japanese or Japanese-speakers, has become user-friendly for foreigners. Indeed, arranging my accommodations in Tokyo was so problem free that I kept waiting for a disaster or misunderstanding.</w:t>
+        <w:t xml:space="preserve">  It's no accident that Tokyo has the highest number of Michelin-starred restaurants of any city in the world. But rather than sampling the wares of these warhorses, I'd arrived to try the second culinary wave, a quiet in-house revolution that is afoot all over the country. Driven by chefs mostly in their late 20s and early 30s, its inspiration was the collapse of that same economic surge in the early 1990s, followed by the now famous stagnation or ''20 lost years,'' as it's referred to in the foreign press. As the country entered a period of soul-searching, these young chefs took the opportunity to throw off what Bob calls the ''legacy exoskeleton'' of manners and slavish obedience to groupthink and instead to begin advancing the cause of native ingredients, prepared with great care and what seems at times almost freakish originality.</w:t>
         <w:br/>
-        <w:t>I began my planning with a visit to the Japanese National Tourist Office in New York, where a staff member spent 20 minutes with me discussing my itinerary, then proceeded to fill up a shopping bag's worth of brochures, maps, discount coupons, railway timetables and -- most important -- a guide to an independent association of English-speaking ryokan and small hotels, the Japanese Inn Group. This group offered basic rooms, mainly with shared toilets and bathrooms (in Japan, baths and toilets have traditionally been separate rooms). The price for a single at one of the group's ryokan in Tokyo ranged from around $35 to $57, with the higher priced places offering private toilets and/or baths.</w:t>
+        <w:t xml:space="preserve">  Exhibit A: the plate of smoked salted cod roe sprinkled with red chile pepper flakes at a restaurant called N-1155 in the hip, hilly Tokyo neighborhood of Nakameguro. The smoking and salting produced a deliciously bespoke version of fish jerky, whose peppery marine tang married perfectly with a chilled glass of sauvignon blanc.</w:t>
         <w:br/>
-        <w:t>These prices put Tokyo well within my range, so I started comparing the descriptions of the ryokan (also available on the tourist office's Web site, www.jnto.go.jp) with those in independent guidebooks, and reading up on the different neighborhoods they were in. Finally, in early September, I'd made my choice of two ryokan at slightly different price levels.</w:t>
+        <w:t xml:space="preserve">  Exhibits B and C: a flash-cold-smoked sea perch sashimi, and a bagna cauda, both served at the same restaurant. Flash cold smoking, done in the kitchen just before plating, imparts a tangy, cooked woodland savor to the raw flesh of the fish that makes for a delicious cognitive dissonance in the mouth. The bagna cauda was upgraded by having its oil mostly replaced with cream, creating a rich bath into which produce from the restaurant's own farm in southern Japan -- thin-cut yellow carrot, mustard green, lotus root and kohlrabi -- was dipped and then removed, leaving its bright, vegetal essences enrobed in unctuous garlic.</w:t>
         <w:br/>
-        <w:t>The first, Ryokan Sawanoya, offered a Japanese-style room with a futon, tatami mats and shared bath, for $37 including tax. The price was attractive, and so was the location, Yanaka, an old Tokyo district close to the Ueno terminal, where Keisai Railway runs trains to and from Narita Airport for about $7.50 each way.</w:t>
+        <w:t xml:space="preserve">  The next day, a few blocks away, it was the turn of a place called Harbor Bar. Modeled vaguely on a Venetian wine bar and boasting fish from the Sanriku Coast region of northern Japan, the tiny restaurant has a cheerfully casual D.I.Y. atmosphere that channels Bushwick. But there's nothing casual about the food in the least.</w:t>
         <w:br/>
-        <w:t>The other, Ryokan Asakusa Shigetsu, was in the middle of Asakusa, another interesting old Tokyo neighborhood of temples, markets and public baths. It was a bit more up-market than Sawanoya -- it had Western and Japanese-style rooms with private bath for $57, and a restaurant that offered breakfasts ($9) and dinners ($18 to $25).</w:t>
+        <w:t xml:space="preserve">  The opener was a plate of super-fresh scallop sashimi, enlivened with a ginger sauce whose citrus notes gave the dish the feel of a mollusk ceviche. This was followed up by a serving of raw botan shrimp -- as large as langoustines -- which arrived paired with a spicy rémoulade of cured carrots. While we ate, Bob and I continued to catch up. Unusually for a Westerner who has been living long-term in Japan, he's lost none of his youthful enthusiasm and manifests the same manic glee he once did as a jazz-mad, art-crazed undergraduate.</w:t>
         <w:br/>
-        <w:t>Using the reservation form included the Japanese Inn Group pamphlet, I faxed my requests, in English, to both. In the morning, two confirmations were sitting in my fax tray.</w:t>
+        <w:t xml:space="preserve">  ''Some people live here and want to be Japanese,'' he said. ''I didn't. Not only is it impossible, but I don't want to be treated the way Japanese treat themselves. I love Japan, but I sell myself as a foreigner who's willing to break the rules and say what's wrong.''</w:t>
         <w:br/>
-        <w:t>Although I'm accustomed to living in cramped New York apartments, I had an attack of claustrophobia when entering my single room at the Sawanoya. A fluffy futon covered with a Japanese comforter took up most of the clean 6- by-7-foot space; the remainder was a small recessed area with a television set, phone, floor cushion and low table set with a hot water pitcher, china cups and a canister of green tea.</w:t>
+        <w:t xml:space="preserve">  ''And what is wrong?'' I asked.</w:t>
         <w:br/>
-        <w:t>As I settled in, however, the room began to feel more cozy than cluttered. Sliding shoji screens along one wall provided a double-door buffer with which I could close out noise from the hallway. There was a window and air-conditioner on the other wall.</w:t>
+        <w:t xml:space="preserve">  Bob, who works in Japan as an industrial designer, rubbed his hand over his shaved skull and said: ''Two words define Japanese culture. One is 'monozukuri,' or 'the Japanese way of making things.' The other is 'omotenashi,' or 'the Japanese way of hospitality.' If the country rebuilt itself into such a buff economic specimen after World War II, it did so partly out of its belief in the superiority of both of these things to any other country's. But then the bubble economy burst, the 21st century happened, and the country lost its way. I call it a nationwide case of the rope-a-dope. Whole industrial sectors have fallen asleep. Remember the Walkman? How's that working out for you, Sony?''</w:t>
         <w:br/>
-        <w:t>I didn't mind that the toilet (for women only, with both a Western toilet and a Japanese-style squat one) was in the hall, since my third-floor room was directly across from it. And I enjoyed the ritual of the evening Japanese bath, where you enter, undress, scrub yourself down with soap and water while sitting on a stool in front of a low spigot, rinse off, then jump in a deep hot tub (Sawanoya's tubs, while used by all the guests, were private -- only one person could use it at a time. And, perhaps as a concession to foreigners, the baths had hand-held shower fixtures and were open in the mornings for showers.) Between the hot tub soaks and the fluffy futon, my jet lag evaporated in 24 hours.</w:t>
+        <w:t xml:space="preserve">  Before I could answer the rhetorical question, my attention was distracted by the arrival of something called an iwagaki rock oyster.</w:t>
         <w:br/>
-        <w:t>Sawa-san, a charismatic man in his 50's, was both Sawanoya's proprietor and its lead character: dressed in a kimono and with a cockatoo perched on his shoulder, he simultaneously tended to phone reservations while laughing and joking with guests in English and Japanese. He grew up in, and is a major booster of this neighborhood, Yanaka, a warren of streets and old-fashioned shops that has an urban character of Dickensian richness.</w:t>
+        <w:t xml:space="preserve">  Ah, that oyster. It was the largest bivalve I've ever seen, with a shell approximately the size and shape of my foot. ''You freeze it while alive and then slow-cook it at low temperatures,'' the waiter explained, bowing. ''That makes the umami come out.'' The monster was dressed in a brightly acid dill-based mignonette and disproved the axiom that larger versions of anything taste worse: It was a briny, exquisite splash of sea in the mouth.</w:t>
         <w:br/>
-        <w:t>Yanaka, along with the nearby neighborhoods of Nezu and Sendagi in the Ueno district, is considered by Tokyoites to be one of the last strongholds of Tokyo's salt-of-the-earth downtown spirit, or shitamachi -- a spirit that I understood as roughly akin to the way New Yorkers feel about Brooklyn. At check-in, Sawa-san gives guests a exuberant, hand-drawn map entitled "Let's Find Out the Japanese Life" -- his idiosyncratic guide to Yanaka, which lists such local must-sees as the tatami weaver's shop, the rice cracker and tofu factories, the fancy paper store and the tea merchant.</w:t>
+        <w:t xml:space="preserve">  I was still finishing it when the owner of the restaurant, alerted by my exclamations of joy, came over to talk. His name was Akira Matsuoka and he's part of a restaurant consortium that oversees several venues in Tokyo. Rail thin, with high cheekbones, black jeans and alt-rock facial hair, he answered my question as to how he invents his dishes by explaining: ''My partners and I think of ourselves as a food think tank. We don't care about Michelin rankings. First we come up with the concept, and then we invent the dishes to fit it, sometimes collectively and sometimes individually. Rather than a star chef, we make the food the star.'' He smiled and circled a finger in the air to indicate the small space crammed with diners. ''And it seems to be working.''</w:t>
         <w:br/>
-        <w:t>His map, along with the Yanaka chapter of an excellent small book of walking tours, "Little Adventures in Tokyo," by Rick Kennedy, an American expatriate, was invaluable. It led me effortlessly into something that often takes weeks of travel time to find: the daily life of a neighborhood.</w:t>
+        <w:t xml:space="preserve">  Over the next few days, the culinary wizardry of Tokyo chefs remained unflagging. Yet, of all the entrees and appetizers I tried (the rice paper tubes of crab flash-fried so that the crunchy, starchy surface held a core of molten raw crustacean; the cod ovaries baked in Gorgonzola that scattered delicious marine bursts of garlic across the palate; the tiny fish called an ayu, or ''sweet fish,'' which is fermented in the dregs of sake for three years to make the bones grow edibly soft) -- all of it, no matter how odd, gross or wonderful, would pale next to the one dish that remained dangling, like the holy grail, just out of reach. People spoke of it as the greatest white-fleshed sashimi in the world.</w:t>
         <w:br/>
-        <w:t>I spent an entire rainy day roaming Yanaka. I peeped into the tofu factory, bought a rice-and-seaweed cracker freshly toasted over hot coals (75 cents), and clapped my hands to wake up the gods at a half dozen Shinto and Buddhist shrines crowded into the cramped blocks of this neighborhood. Turning into the largest of them, the Nezu, I happened upon a Shinto wedding, and stayed to watch the ceremony.</w:t>
+        <w:t xml:space="preserve">  Back on the train, I heard Bob say, ''We're almost here,'' and I slowly raised my eyes from my notebook. The fish was the legendary kanburi, or winter yellowtail, which abounds in the waters off Kanazawa, and after a couple of hours on the train, we were finally sliding into Kanazawa Station.</w:t>
         <w:br/>
-        <w:t>It was a solemn affair; the families were dressed in black suits and gray dresses, the bride regal in a kimono of heavy ivory brocaded satin. The priest's' prayers were murmured over the tinkle of canned Japanese traditional music, and, three times, the participants ceremonially sipped sake from lacquered cups. Then, suddenly, the priest made a discreet signal, moved to one side and the scene erupted in a dazzle of flashbulbs as excited family members moved into position for that all-important wedding shot.</w:t>
+        <w:t xml:space="preserve">  But before food, a drink. Several, actually. Drinking in Japan is a crucial social and professional lubricant in a country where ritualized courtesies can easily harden into walls, and Bob, a teetotaler in college, had successfully adapted. Kanazawa, like most Japanese cities of a decent size, has a distinct ''drinking district,'' honeycombed with tiny bars, and not long after checking in to our hotel, we found ourselves in a stand-up bar called Choikichi.</w:t>
         <w:br/>
-        <w:t>The pelting rain only added to the atmosphere of Yanaka's old Buddhist cemetery, where funerary staffs sprouted and burning incense thickened the damp, heavy air. I continued down streets of two-story wooden houses, every one fronted by lovely homespun container gardens bursting with ferns, petunias, palms and impatiens. I bought a packet of green tea ($4) and a porcelain tea canister ($12) at an elegant shop where I was greeted with a cup of tea by the kimono-clad sales clerk. I paid a visit to the Asakura Choso Museum, the exquisitely appointed former home of a master Japanese sculptor of the 1920's.</w:t>
+        <w:t xml:space="preserve">  Stand-up means exactly what it sounds like, and the long counter of this former ice cream parlor was crowded on a late afternoon with regulars watching sumo wrestling on television. As titans clashed thunderously on the screen above us, the locals chatted happily with one another, and I had the sense of having wandered into a tiny Japanese analogue of Cheers, the famously chummy bar ''where everybody knows your name.'' We ate edamame and delicious rakkyo (pickled onions) and drank a fairly common but tasty sake.</w:t>
         <w:br/>
-        <w:t>I meandered on, in a dreamy state, until finally hunger brought me down to earth. Yanaka has plenty of inexpensive corner yakitori shops, noodle shops and mom-and-pop restaurants. As is the custom in Japan, they all display plastic replicas of their daily specials in window cases outside. The menus, for the most part, are only in Japanese, but pointing works.</w:t>
+        <w:t xml:space="preserve">  Bob, a habitué of these places, was welcomed everywhere we went with shouts. The shouts were particularly loud later that night at a bar named, hilariously, Pub Dylan (as in Bob). There I was served a very expensive sake called Dassai, whose cool, perfect balance gave me the impression of drinking a dipperful of outer space. It was also at this place that Bob (my friend) brought down the house by correctly identifying the Japanese rock band playing on the big-screen TV as the Atomic Bomb Masturbation.</w:t>
         <w:br/>
-        <w:t>I chose Yaegaki, a restaurant on the corner near the ryokan, and ordered cold soba noodles and nori seaweed strips with a soy sauce. With an Asahi beer, the tab came to $7.50 -- about average for the working-class places in Yanaka where I took most of my meals.</w:t>
+        <w:t xml:space="preserve">  After a quick, delicious tempura dinner I returned to my dwarf hotel room, only moderately worse for alcoholic wear, and asked myself the obvious question: Is Japan the most food-crazed nation on earth? Evidence for ''yes'' is pretty thick on the ground. Tokyo has a staggering 80,000 restaurants, as opposed to the 15,000 of New York or the 6,000 of London. But more to the point: Where else on the planet would a country's biggest boy band have its own cooking show? What other nation would stage a televised competition in which they brought in challengers to try to better a master sushi chef's technique and scanned the resulting sushi pieces with an MRI to compare the ratio of rice to air? What other place could possibly, under any circumstances, have invented the operatic and off-the-wall ''Battle of the Iron Chef''?</w:t>
         <w:br/>
-        <w:t>I got used to the tatami way of living at Sawanoya, so when I moved into my Western style single at Ryokan Shigetsu (the Japanese rooms had all been booked), in the nearby district of Asakusa, sleeping in a bed gave me a bit of reverse culture shock. My spotless, recently renovated room was about nine feet long, and narrow enough that I could reach out and touch each wall. Two windows at one corner looked out onto an airshaft. It had a single bed, refrigerator, television and desk attached to the wall, and it felt so much like a ship's compartment I kept waiting for the roll.</w:t>
+        <w:t xml:space="preserve">  The very next day, as if in answer to these questions, Japan served me the best seafood meal of my life. It did so at a small, easily missed, relatively modest-looking restaurant called Yamashita.</w:t>
         <w:br/>
-        <w:t>The Shigetsu staff was friendly and helpful, but formal and professional rather than homey -- there was nary a cockatoo in sight. But I did have my own, nifty compact bathroom with tiny tub and shower -- I ruefully realized I'd missed that. And Shigetsu's Japanese hot tub, in a rooftop room, was built of cedar; guests use it one at a time and when I jumped in at the end of my long days, I imagined I was in a miniature spa.</w:t>
+        <w:t xml:space="preserve">  Yamashita is on no foreigner's must-see lists, and there wasn't an English language word in sight. But the restaurant, located by Bob, is a temple of sorts where the eponymous owner and chef Mitsuo Yamashita is referred to by his employees as the Master, and boss and staff work as one to pluck the freshest, purest products from the nearby ocean and put them on your plate with minimal interference.</w:t>
         <w:br/>
-        <w:t>Just a few blocks away was the Senso-ji shrine, one of Tokyo's most important, with its enormous five-tiered pagoda. Dedicated to the Buddhist goddess Kannon, the shrine attracts a nonstop flow of tourists, worshippers, schoolchildren and street characters -- like the old man who lulls pigeons to sleep by stroking their necks as spectators snap away.</w:t>
+        <w:t xml:space="preserve">  The meal began with a pictorially perfect tray of amuse bouches: thin-cut strips of yellowtail stomach dressed in a vinegar-miso sauce, which tasted smoked though they weren't, along with a small pile of herrings fermented in the dregs of sake, and a handful of fresh snap peas, each dabbed with tiny blobs of black sesame pesto.</w:t>
         <w:br/>
-        <w:t>The street leading away from the temple was a busy arcade of shops selling everything from shoes to crackers to fancy silk kimonos. The carnival air was very different from the relaxed, homey atmosphere of Yanaka -- until the 40s, Asakusa, especially the Rokku section, had been the center of Tokyo's entertainment and "pleasure" district. Yet, exploring a bit outside Asakusa's touristy kitsch, I found interesting, low-cost delights were everywere. I spent a whole morning rummaging through the profusion of exotic shiny cooking gadgets, plastic food displays, pottery and assorted Japanese kitchen equipment in the restaurant supply shops on nearby Kappabashi Street.</w:t>
+        <w:t xml:space="preserve">  A sake, painstakingly engineered by Mr. Yamashita in consultation with local brewers, partnered these refined salty nibbles perfectly. But all this was a mere prelude to that moment when a waitress, smiling, brought in plates heaped high with the prized kanburi sashimi.</w:t>
         <w:br/>
-        <w:t>In the course of my two ryokan stays, I learned that there are drawbacks. My biggest complaint is that most ryokan ask guests to vacate their rooms between 10 A.M. and 3 P.M. so the rooms can be cleaned (though at some, like Sawayona, guests can ask that they not do so). I found it uncomfortable to be without a home base from which to rest between bouts of sightseeing, particularly since it rained for five days straight.</w:t>
+        <w:t xml:space="preserve">  Why has this fish been elevated to the very top spot among sashimi lovers? Because kanburi uniquely fuses two qualities that are almost never found in the same animal. Take maguro, the tuna whose sashimi is most recognizable to Americans. There's the red meat, or akami, version, with its firm texture and relatively mild flavor, and the pinker version known as otoro that is filled with delicious oils and fats. The problem is that the tasty otoro has a crumbly, falling-apart texture in the mouth likened disdainfully by Bob to ''eating sashimi marshmallows.'' Because texture, along with temperature and flavor, are part of the ''mouth moment'' of Japanese cuisine, the challenge is to find a firm fish that is also rich in oil.</w:t>
         <w:br/>
-        <w:t>The other problem is that many ryokan do not have a night desk clerk. Instead, they lock the front door at 11 P.M., and if you don't make curfew, you could be out of luck (Sawanoya will arrange to lend you a key if you ask beforehand). This could complicate the logistics of late-night activities.</w:t>
+        <w:t xml:space="preserve">  Enter kanburi, which for that brief, miraculous period every winter, is both those things. The fish, in thick slabs, now lay fanned out on the plate before me, glistening with oil -- oil that had leached out of it because the Master had intentionally let the fish ''rest,'' or cure for a day or so. Mind you, fish oil like this has nothing ''fishy'' about it. The kanburi was silky, pliant, yielding and tasted of a distilled, superclean essence of the sea. It seemed to exemplify everything that was best about Japanese cuisine, and mouthful by mouthful it put me into a kind of trance.</w:t>
         <w:br/>
-        <w:t>Still, I found that the benefits of staying in a small, traditional hotel far outweighed these inconveniences. Sprawling, chaotic Tokyo is best absorbed neighborhood by neighborhood. Would I have ever noticed the old Tokyo charm of Yanaka's shitamachi if I hadn't stayed at Sawanoya? I doubt it. Could I have explored my own shitamachi in New York at the bargain basement Tokyo price of under $90 a day? Fuhgedaboudit.</w:t>
+        <w:t xml:space="preserve">  Suddenly the Master poked his head in again and barked some machine-gun Japanese at Bob, who translated it with a single word: squid. It was being offered as our next course, and there was no question of not taking it. One would as soon have refused an audience with the pope.</w:t>
         <w:br/>
-        <w:t xml:space="preserve"> </w:t>
+        <w:t xml:space="preserve">  This would turn out to be something called ''spear squid.'' Freshly caught and still alive in the kitchen, it was killed, masterfully julienned and brought to the table as sashimi, along with a sauce made of fermented bonito guts, a condiment of pickled wild wasabi flowers, a heated stone and some stern admonitions from the Master as to exactly how to cook the squid -- barely -- and what the precise protocol was for eating it. Dishes like this belong to a category known for its hazawari, or ''tooth feel,'' and produce a dazzling mix of ocean flavor notes while offering an old-fashioned popcorn-like crunch in the mouth.</w:t>
         <w:br/>
-        <w:t>The bottom line for shitamachi</w:t>
+        <w:t xml:space="preserve">  By the end of such a meal, something has happened to you, something close to the psychic euphoria produced by yoga or meditation. You've entered a zone of food satori, mystically zonked by the punch of a culture that has been perfecting its culinary subtleties for thousands of years. What to do?</w:t>
         <w:br/>
-        <w:t xml:space="preserve"> </w:t>
+        <w:t xml:space="preserve">  After an elaborately choreographed goodbye, we took a digestive stroll in the seaside air, passing through the gaudy Kanazawa downtown with its Ginza-style flashing lights, its kuru kuru (conveyor belt) sushi restaurants (Japanese is rich in onomatopoetic words, and ''kuru kuru'' is the sound of a conveyor belt; say it fast and you'll understand), its knickknack shops, bars and omnipresent FamilyMart convenience stores.</w:t>
         <w:br/>
-        <w:t>Getting There</w:t>
+        <w:t xml:space="preserve">  Our destination was the beautiful old wood-fronted part of town called Higashi Chaya-Gai. (Kanazawa shares with Kyoto the distinction of being one of the few large Japanese cities not bombed by the Allies during World War II). There, we entered a sleekly minimalist bar called Teriha and seated ourselves among the drinkers, conscious that it was our last evening out.</w:t>
         <w:br/>
-        <w:t>When I went to Tokyo, the yen was trading at about 133 to the dollar, but since my trip, the yen has rebounded strongly to well under 120, so prices have risen from what I paid.</w:t>
+        <w:t xml:space="preserve">  I had spent a full week living inside a kind of tone poem of fish and alcohol, enriched by unflagging conversation with a dear old friend. But a vague perception had been weighing on me constantly during the trip, and suddenly, in the dark bar, that perception sharpened into words: I've never been to so foreign a place before that felt so deeply familiar.</w:t>
         <w:br/>
-        <w:t>I spent $740 in August for a round-trip economy class ticket on Japan Airlines, (800) 525-3663. From Narita Airport, the Keisei Skyliner train runs about every 20 minutes to Ueno Station, about a mile from the Yanaka district, and costs around $14.50 for the 51-minute trip. Only 20 minutes and reclining individual seats distinguish it from the Keisei Limited Express, which makes the same trip in 71 minutes, and cost me $7.50. Keisei ticket counters are in Terminals A and B of the airport.</w:t>
+        <w:t xml:space="preserve">  Differently from an Asian country like India, where I've also spent time, the social iconography of Japan is profoundly recognizable to an American. Despite the culture's insularity and remoteness from us, the Japanese often dress and style themselves in a way that clearly states their social membership in categories of rocker, matron, intellectual, etc., and these identities can be easily ''read'' by a tourist from the United States. This fact, a product of the longstanding symbiotic relationship between the countries, produces a visual halo effect, in which one is always observing roles and mores on several levels at once. Exhausting on the one hand, it's endlessly, compulsively fascinating on the other.</w:t>
         <w:br/>
-        <w:t>Taxis in Tokyo are expensive. A cab from Ueno Station to Ryokan Sawanoya, about a mile, cost me $5.</w:t>
+        <w:t xml:space="preserve">  Back in the bar, the lights suddenly dimmed further, and the conversations ceased. Rain started to fall, visible out the windows. Shrouded in darkness at the end of the bar, the owner, an ex-geisha named Yaeko Yoshigawa, began playing a flute. It was a bamboo flute called a shinobue, much used in Noh and Kabuki theater music and part of the essential ''kit'' of the geisha. The slow, wavering tones, played without obvious melody but filled with richness, lack the forward propulsive quality of Western music. Instead, individual notes are held until they're mere wisps of sound, acoustic vapor.</w:t>
         <w:br/>
-        <w:t>Once in the Yanaka and Asakura districts, I averaged about $75 a day for food and lodging.</w:t>
+        <w:t xml:space="preserve">  For several minutes, quietly, the flute music continued, threading the air in the darkness. It wavered, seemed about to stop and then, surprisingly, went on, moving forward without resolution, a little bit like the beautiful, perplexing country of Japan itself, whose mix of ceremonial gravity and hidden culinary wonders had given me a week of the very best eating of my life. There was a pause that extended until we could hear the rain pattering on the roof and a single last note, after which Ms. Yoshigawa removed the flute from her mouth with a bow. The recital was finished. The tone poem was over. In the semi-darkness, Bob raised his glass in a last toast. It was time to go home.</w:t>
         <w:br/>
-        <w:t xml:space="preserve">The Japanese National Tourist Organization was very helpful, providing free advice, maps and brochures. In New York, J.N.T.O. is at 1 Rockefeller Plaza, Suite 1250, New York, N.Y. 10020; (212) 757 5640. Its Web site is www.jnto.go.jp. </w:t>
+        <w:t xml:space="preserve">  If You Go</w:t>
         <w:br/>
-        <w:t>I picked up a copy of Rick Kennedy's "Little Adventures in Tokyo" ($12.95, Stone Bridge Press) at a Barnes &amp; Noble in Brooklyn before leaving and it provided many delightful and offbeat suggestions.</w:t>
+        <w:t xml:space="preserve">  Where to Stay</w:t>
         <w:br/>
-        <w:t xml:space="preserve"> </w:t>
+        <w:t xml:space="preserve">  This particular trip was dedicated to eating, not lodging. In both Kanazawa and Tokyo there are abundant ''business hotels,'' found under that term on the Internet, where for usually less than $100 a night, or 11,390 yen at 114 yen to the dollar, one sleeps in a luxuriously appointed room the size of a large refrigerator. These are typically squeaky clean and have all modern conveniences, including, often, a washer-dryer and, incredibly, a pants press.</w:t>
         <w:br/>
-        <w:t>Where to Stay</w:t>
+        <w:t xml:space="preserve">  Where to Eat</w:t>
         <w:br/>
-        <w:t>Both ryokan I stayed in are are often booked up as much as two months in advance.</w:t>
+        <w:t xml:space="preserve">  Tokyo</w:t>
         <w:br/>
-        <w:t>My Japanese-style room without bath at the Ryokan Sawanoya, 2-3-11 Yanaka, Taito-ku, Tokyo 110, was tiny, but tidy and functional, and cost $37 a night, including tax; phone (81-3) 3822-2251, fax (81-3) 3822-2252.</w:t>
+        <w:t xml:space="preserve">  N-1155, 1-1-55 Nakameguro, Meguro, Tokyo; 81-3-3760-1001.</w:t>
         <w:br/>
-        <w:t>Ryokan Asakusa Shigetsu, 1-3-11 Asakusa, Taito-ku, Tokyo, was recently renovated, and has both Japanese- and Western-style rooms on six floors near the bustle of Tokyo's most visited shrine. My Western single had its own toilet, shower and tub, a single bed, a built-in desk/refrigerator and a television. It cost $55 a night, including tax; (81-3) 3843-2345, fax (81-3) 3843-2348.</w:t>
+        <w:t xml:space="preserve">  A beautiful wood-paneled restaurant in one of the hipper districts of Tokyo that serves innovative, exquisitely prepared seasonal food. Much of the produce is from the restaurant's own organic farm in southern Japan. An English-language menu is a plus. Dinner and drinks start at about 5,000 yen.</w:t>
         <w:br/>
-        <w:t xml:space="preserve"> </w:t>
+        <w:t xml:space="preserve">  Harbor Bar (Minatomachi Baru), 3-7-8 Kamimeguro, Meguro, Tokyo; 81-3-5869-5806.</w:t>
         <w:br/>
-        <w:t>Where to Eat</w:t>
+        <w:t xml:space="preserve">  Hipster interiors and a crowd right out of Bushwick fill up this small, very tasty seafood shop. The place is modeled loosely on a Venetian fish restaurant and has a decent Italian wine selection, but the superfresh and very creative dishes are straight from the Sanriku Coast, north of Tokyo. Dinner and drinks from about 4,000 yen on up.</w:t>
         <w:br/>
-        <w:t>Both Yanaka and Asakusa have a profusion of inexpensive restaurants. Two are Kameya, 2-18-2 Bunkyo-ku, Nezu, (81-3) 3821-0861, and Yaegaki, corner of Shinobazu street by the turnoff for Nezu shrine, (81-3) 3821-8997, where I got decent, if not spectacular, meals of noodles, fried fish or yakitori for $8 to $12.</w:t>
+        <w:t xml:space="preserve">   Kanazawa</w:t>
         <w:br/>
-        <w:t xml:space="preserve"> </w:t>
+        <w:t xml:space="preserve">  Yamashita Restaurant, 2-23-5 Katamachi, Kanazawa, Ishikawa; 81-76-223-1461. </w:t>
         <w:br/>
-        <w:t>What to Do</w:t>
+        <w:t xml:space="preserve">  This world-class fish mecca is unostentatiously small and bare. Its stern, somewhat forbidding owner runs a very tight ship, and no English is spoken. But animated pointing at display cases will probably do the trick. Dinner and drinks, about 4,000 yen.</w:t>
         <w:br/>
-        <w:t>I adored the Kamekichi Tea Shop on Yanaka Ginza in Yanaka, (81-3) 3823-0015), which sells hundreds of varieties of Japanese green tea, or ocha, from the everyday to the rarest leaves. They also sell tea accessories and pots, and discount purchases 10 percent on the 1st and 15th of every month. Open 10 A.M. to 7:30 P.M.</w:t>
+        <w:t xml:space="preserve">  Teriha Restaurant and Bar, 1-24-7 Higashiyama, Kanazawa, Ishikawa; 81-76-253-3791.</w:t>
         <w:br/>
-        <w:t>Asakura Choso Museum, 7-18-10 Yanaka, Taito-ku, Tokyo, (81-3) 3821-4549, is the former house and studio of Fumio Asakura, a prominent 20th-century sculptor. It has examples of his work, and is built around an evocative meditation garden. Admission: about $2.25, $1.10. Hours: 9:30 A.M. to 4:30 P.M. Closed Monday and Friday and Dec. 29 to Jan. 5.</w:t>
+        <w:t xml:space="preserve">  Located in the historic wood-fronted district of the city, this wine bar with its beautiful, minimalist interior tends to fill up fast with the local A-list crowd. The owner, a former geisha, speaks some English. If you beg her for a shinobue (flute) recital, she may oblige. Drinks begin at 500 yen.</w:t>
         <w:br/>
-        <w:t>The Shitamachi Museum, Ueno Park, Taito-Ku, (81-3) 3823-7451, is an interesting place to visit after one has prowled through the present day shitamachi of Yanaka. Downstairs, it has copies of city shops, circa 1920, and upstairs is a fascinating collection of ephemera from Tokyo's prewar period through the 1950's, including magazines, household goods, and a working-class living room from the 50's. The museum is open daily except Monday 9:30 A.M. to 4:30 P.M. and admission was about $1.50. It will close from Dec. 29 to Jan. 4.   DAISANN McLANE</w:t>
+        <w:t xml:space="preserve">  Pub Dylan, 2-3-23 Katamachi, Kanazawa, Ishikawa; 81-76-222-0322.</w:t>
+        <w:br/>
+        <w:t xml:space="preserve">  This small, friendly, deeply atmospheric watering hole is found in the city's Shintenchi bar quarter. A rowdy crowd tends to form by late evening, and chatting is encouraged in whatever language you happen to speak. The Dassai sake (2,000 to 3,000 yen a glass) is out of this world. Other drinks begin at about 500 yen. Cash only.</w:t>
+        <w:br/>
+        <w:t xml:space="preserve">  Choikichi, 2-8-18 Katamachi, Kanazawa, Ishikawa; 81-76-261-4900.</w:t>
+        <w:br/>
+        <w:t xml:space="preserve">  This is old-school working-class Japan. A single standing-only counter, jars of pickled bar food and local workers sighing over sumo wrestling on TV. The owner is often referred to as Mom (in Japanese, of course) by the clientele. No English spoken. Snacks and drinks start at 200 and 300 yen respectively.</w:t>
+        <w:br/>
+        <w:br/>
+        <w:t>http://www.nytimes.com/2016/01/24/travel/japanese-food-tokyo-restaurants.html</w:t>
         <w:br/>
         <w:br/>
         <w:t>Graphic</w:t>
@@ -163,7 +170,27 @@
         <w:br/>
         <w:t xml:space="preserve"> </w:t>
         <w:br/>
-        <w:t>Photos: Ultra Man statue in the Rokku section of Asakusa, once Tokyo's entertainment district. The author's rooms at two ryokan: the Sawanoya (top) and the Asakusa Shigetsu. Senso-ji, in Asakusa district, is one of Tokyo's most important Buddhist shrines. Kitchenware for sale on Kappabashi Street. (Photographs by Daisann McLane)(pg. 6); Women's clothing from the 1920's at Shitamachi Museum. (Daisann McLane)(pg. 18)</w:t>
+        <w:t>PHOTOS: Clockwise from top left, mackerel, ready for auction, at the Kanazawa fish market</w:t>
+        <w:br/>
+        <w:t>Tokyo skyline, with Yoyogi Stadium in the foreground</w:t>
+        <w:br/>
+        <w:t>a dish of kanburi, or winter yellowtail, sashimi at Yamashita Restaurant in Kanazawa</w:t>
+        <w:br/>
+        <w:t>at Teriha Restaurant and Bar in Kanazawa. (TR1)</w:t>
+        <w:br/>
+        <w:t>Below, at left, a Shinkansen bullet train in Tokyo, which offers service to Kanazawa's rail station, at right. (TR6)</w:t>
+        <w:br/>
+        <w:t>Above, view of Kanazawa, on Japan's northern coast. Above left, from top, scallops at Harbor Bar in Shibuya, Tokyo</w:t>
+        <w:br/>
+        <w:t>iwagaki rock oysters, at Harbor Bar</w:t>
+        <w:br/>
+        <w:t>Babylonia japonica, ready for auction, at Kanazawa's fish market. Right, from top, Mitsuo Yamashita, known as the Master, chats with his customers at Yamashita Restaurant in Kanazawa</w:t>
+        <w:br/>
+        <w:t>squid at Yamashita</w:t>
+        <w:br/>
+        <w:t>and Babylonia japonica, yellowtail stomach with vinegar miso sauce and scallion topping, salmon roe and sugar snap pea with black sesame paste, at Yamashita. (TR6-TR7)</w:t>
+        <w:br/>
+        <w:t xml:space="preserve"> Sake created specially for Mitsuo Yamashita, at his restaurant in Kanazawa. (PHOTOGRAPHS BY ANDY HASLAM FOR THE NEW YORK TIMES) (TR7) MAPS (TR6)</w:t>
       </w:r>
     </w:p>
     <w:sectPr>

--- a/example_articles/countries/Japan/2.countries_Japan_New_York_Times.docx
+++ b/example_articles/countries/Japan/2.countries_Japan_New_York_Times.docx
@@ -7,7 +7,7 @@
         <w:pStyle w:val="Heading1"/>
       </w:pPr>
       <w:r>
-        <w:t>Japan's Hidden Culinary Revolution</w:t>
+        <w:t>Still Meaty, Film Festival Lightens Up</w:t>
       </w:r>
     </w:p>
     <w:p>
@@ -17,17 +17,17 @@
     </w:p>
     <w:p>
       <w:r>
-        <w:t>Date: 2016-01-24</w:t>
+        <w:t>Date: 2013-09-30</w:t>
       </w:r>
     </w:p>
     <w:p>
       <w:r>
-        <w:t>Section: Section TR; Column 0; Travel Desk; Pg. 1</w:t>
+        <w:t>Section: Section C; Column 0; The Arts/Cultural Desk; Pg. 1; CRITIC'S NOTEBOOK</w:t>
       </w:r>
     </w:p>
     <w:p>
       <w:r>
-        <w:t>Source file: NYT/45.DOCX</w:t>
+        <w:t>Source file: NYT/34.DOCX</w:t>
       </w:r>
     </w:p>
     <w:p>
@@ -49,120 +49,36 @@
     </w:p>
     <w:p>
       <w:r>
-        <w:t>I was on the Shinkansen bullet train and roaring north toward the Japan Sea at 125 miles per hour when I passed through the wormhole in space-time. The wormhole was on the far end of a long, unlit tunnel. Three-quarters of an hour earlier, in the midst of a sunny winter's day, I'd boarded the train at the loud, insanely complex and many-leveled Tokyo main station, accompanied by my friend Bob Sliwa. We were bound for the coastal town of Kanazawa, sometimes known as the hidden pearl of the Japan Sea and famed for the freshness and variety of its fish-based cuisine.</w:t>
+        <w:t>A Ben Stiller comedy in the New York Film Festival? Well, why not? Four years ago, amid complaints that the festival expressed a snobbish, ivory-tower contempt for movies as popular entertainment, such a possibility seemed unthinkable.</w:t>
         <w:br/>
-        <w:t xml:space="preserve">The trip there last winter was to be the climax of my weeklong attempt to find the hidden culinary truth of Japan, beyond the reach of guidebooks or the well-intentioned efforts of such celebrity investigators as Anthony Bourdain. My secret weapon in this was Bob himself, a man embedded in Japan for 30 years, deeply conversant in the ways and cuisines of the country and, by great good fortune, my college roommate. </w:t>
+        <w:t>But those complaints were heard. Since then, the festival, now in its 51st year, has expanded and developed what might be described as a split personality. Mr. Stiller's film ''The Secret Life of Walter Mitty,'' adapted from the James Thurber short story, is a sweet, likable studio-financed romp that is as family friendly as the 1947 Hollywood adaptation starring Danny Kaye as milquetoast with a rich fantasy life. It also happens to be the official centerpiece of this year's festival. Disgruntled cineastes may wonder what's ahead, ''Grown Ups 3''?</w:t>
         <w:br/>
-        <w:t xml:space="preserve">  We exited the tunnel into a crash of white light. On the far side was a winterscape of deep snow, mountain vistas and blowing wind. The day we'd been traveling through until then had been dry and mild, and the sudden atmospheric shift made it seem that we might, in fact, have just rocketed through a rift in space-time. Bob, stroking his goatee, laughed out loud at my confusion.</w:t>
+        <w:t>The updated ''Walter Mitty,'' directed by Mr. Stiller, who plays a photo editor for Life magazine on a quest to find a missing still, is mainstream entertainment with blockbusting aspirations whose fantasy and adventure sequences incorporate whiz-bang C.G.I. Kristen Wiig plays Walter's dream girl and Shirley MacLaine his mother. Mr. Stiller's Walter is a wide-eyed man-child who demonstrates superhuman daring when under pressure.</w:t>
         <w:br/>
-        <w:t xml:space="preserve">  ''We were climbing in the dark in that tunnel the whole time -- didn't you feel your ears pop?'' he asked. ''What you see here is the result of the steady wind blowing off the Japan Sea from China, picking up the moisture of the ocean along the way and throwing it against the mountains as snow -- and lots of it. Think of the Continental Divide, Japan-style.''</w:t>
+        <w:t>But fear not, highbrow cinephiles. For every ''Walter Mitty,'' there is a selection like the Taiwanese director Tsai Ming-liang's ''Stray Dogs,'' a nearly wordless exercise in Asian miserablism, about a down-and-out father who lives with two children in an abandoned building. What unfolds has the halting momentum of a series of exquisitely photographed tableaux vivants of modern life, many of which take place in a drenching downpour. The movie decelerates as it goes along, culminating with static shots that last as long as 10 minutes each. You may nod off, or you may swoon.</w:t>
         <w:br/>
-        <w:t xml:space="preserve">  I lowered my eyes from the Alpine visuals and back to my notes on the previous days' eating and drinking. The pages, which were thick with arrows and exclamation points, seemed only to get more densely crosshatched as time went on, and for good reason. The dozen or so meals I'd had in Tokyo had been a marvel of consistent variation, ringing fluid changes of texture and flavor on those three little words that define the cuisine of this island nation at its heart: iso no aji, or ''tastes like ocean spray.''</w:t>
+        <w:t>Besides ''Walter Mitty,'' the festival's populist side is represented by several British comedies, including Richard Curtis's ''About Time.'' In it, Bill Nighy and Domhnall Gleeson (both of ''Harry Potter and the Deathly Hallows'') play a suave, witty father and son who share a secret power that has been passed down for generations of men in their family: They can time-travel. Once Mr. Gleeson's character is told about this inheritance, he sets about reliving recent incidents in his life to go back and correct mistakes. ''About Time'' is also a touching male weepie about a family relationship without a trace of discord.</w:t>
         <w:br/>
-        <w:t xml:space="preserve">  By agreement, the majority of places Bob and I had gone to so far were chosen to illustrate the point that the most creative cooking in Japan is no longer being done in A-list restaurants. Those places, which continue to serve up superb food, belong to the days when the country was still riding high atop the mighty economic surge that carried it from the ashes of World War II all the way to the forefront of the global market. They're relics of the time when the Japanese, so expert at mimicry, sent their best young chefs to the high-end restaurants of France and Italy where their work ethic ensured them a rapid rise up the kitchen ladder, and upon their return, the creation of perfect interpretations of their previous employers' cuisine.</w:t>
+        <w:t>Mr. Curtis, whose writing credits include ''Four Weddings and a Funeral'' and ''Notting Hill,'' has a deft touch that infuses fantasy fluff with charm, pathos and an illusion of substance. The movie suggests a lighter answer to ''The Curious Case of Benjamin Button.''</w:t>
         <w:br/>
-        <w:t xml:space="preserve">  It's no accident that Tokyo has the highest number of Michelin-starred restaurants of any city in the world. But rather than sampling the wares of these warhorses, I'd arrived to try the second culinary wave, a quiet in-house revolution that is afoot all over the country. Driven by chefs mostly in their late 20s and early 30s, its inspiration was the collapse of that same economic surge in the early 1990s, followed by the now famous stagnation or ''20 lost years,'' as it's referred to in the foreign press. As the country entered a period of soul-searching, these young chefs took the opportunity to throw off what Bob calls the ''legacy exoskeleton'' of manners and slavish obedience to groupthink and instead to begin advancing the cause of native ingredients, prepared with great care and what seems at times almost freakish originality.</w:t>
+        <w:t>Parent-child bonds are also explored in ''Like Father, Like Son,'' the great Japanese director Hirokazu Kore-eda's story of a successful architect and his wife who learn that their son was switched at birth by a hospital nurse with a boy from a working-class background. The two sets of parents meet and experiment with exchanging the children, whose points of view are given equal weight to their parents'.</w:t>
         <w:br/>
-        <w:t xml:space="preserve">  Exhibit A: the plate of smoked salted cod roe sprinkled with red chile pepper flakes at a restaurant called N-1155 in the hip, hilly Tokyo neighborhood of Nakameguro. The smoking and salting produced a deliciously bespoke version of fish jerky, whose peppery marine tang married perfectly with a chilled glass of sauvignon blanc.</w:t>
+        <w:t>Throughout the festival, history beats its drums. The Polish director Agnieszka Holland's magnificent docudrama, ''Burning Bush,'' is a three-part mini-series made for HBO Europe that remembers the Soviet crackdown in Czechoslovakia following the Prague Spring. It begins with the death in 1969 of Jan Palach, a Czech student who set himself on fire as a political protest, and follows the diabolical attempts of the Soviet occupiers to blacken his name by portraying him as a fraud and right-wing tool. The film's depiction of the Communist regime's relentless harassment of his family and its sowing of paranoia within the student resistance recalls the 2007 film ''The Lives of Others,'' about the Stasi's operations in East Berlin. In the sophisticated worldview of ''Burning Bush,'' oppression may win in the short term, but the spark that ignites freedom movements, once lighted, can't be extinguished.</w:t>
         <w:br/>
-        <w:t xml:space="preserve">  Exhibits B and C: a flash-cold-smoked sea perch sashimi, and a bagna cauda, both served at the same restaurant. Flash cold smoking, done in the kitchen just before plating, imparts a tangy, cooked woodland savor to the raw flesh of the fish that makes for a delicious cognitive dissonance in the mouth. The bagna cauda was upgraded by having its oil mostly replaced with cream, creating a rich bath into which produce from the restaurant's own farm in southern Japan -- thin-cut yellow carrot, mustard green, lotus root and kohlrabi -- was dipped and then removed, leaving its bright, vegetal essences enrobed in unctuous garlic.</w:t>
+        <w:t>Jehane Noujaim's documentary ''The Square,'' filmed during the popular Egyptian uprising against Hosni Mubarak in Tahrir Square in Cairo puts you in the center of the action to the extent that the protesters' passion is so contagious, it seems to leap off the screen and into your heart. Events are described by a member of the Muslim Brotherhood and by several liberals. Since ''The Square'' was first shown at the Sundance Film Festival, Ms. Noujaim returned to Egypt to shoot more footage that shows the evaporation of initial euphoria once the protesters realized that the oppressor wasn't just Mr. Mubarak but his entire regime.</w:t>
         <w:br/>
-        <w:t xml:space="preserve">  The next day, a few blocks away, it was the turn of a place called Harbor Bar. Modeled vaguely on a Venetian wine bar and boasting fish from the Sanriku Coast region of northern Japan, the tiny restaurant has a cheerfully casual D.I.Y. atmosphere that channels Bushwick. But there's nothing casual about the food in the least.</w:t>
+        <w:t>The adage that the personal is political is given a fresh and disturbing slant perspectives in Joe Brewster and Michèle Stephenson's documentary, ''American Promise,'','' which follows two African-American boys from Brooklyn families on their paths to the elite Dalton School in Manhattan, which they entered in 1999. Because you watch the boys growing and changing over 14 years, ''American Promise'' has a lot in common with Michael Apted's ''Seven Up'' documentary series. At the same time, it suggests that even in the most liberal ''post-racial'' environment, perceptions of race and ethnicity are unavoidable impediments to both boys who are now college age.</w:t>
         <w:br/>
-        <w:t xml:space="preserve">  The opener was a plate of super-fresh scallop sashimi, enlivened with a ginger sauce whose citrus notes gave the dish the feel of a mollusk ceviche. This was followed up by a serving of raw botan shrimp -- as large as langoustines -- which arrived paired with a spicy rémoulade of cured carrots. While we ate, Bob and I continued to catch up. Unusually for a Westerner who has been living long-term in Japan, he's lost none of his youthful enthusiasm and manifests the same manic glee he once did as a jazz-mad, art-crazed undergraduate.</w:t>
+        <w:t>Some of the same concerns are addressed in the French director Arnaud Desplechin's ''Jimmy P: Psychotherapy of a Plains Indian.'' This intelligent, if somewhat ponderous film, adapted from a 1951 book by the French-American ethnologist and psychoanalyst Georges Devereux (played with a twinkling exuberance by the French actor Mathieu Amalric) follows Devereux's treatment of the title character at the Menninger Clinic in the late 1940s. Playing Jimmy, a Blackfoot Indian and World War II veteran who suffers from mysterious symptoms that resemble post-traumatic stress, Benicio Del Toro gives a restrained performance, bottled-up passion glinting from the corners of his eyes. As a cerebral contemplation of ethnicity and its discontents, ''Jimmy P.'' advances the boundaries of cinematic inquiry.</w:t>
         <w:br/>
-        <w:t xml:space="preserve">  ''Some people live here and want to be Japanese,'' he said. ''I didn't. Not only is it impossible, but I don't want to be treated the way Japanese treat themselves. I love Japan, but I sell myself as a foreigner who's willing to break the rules and say what's wrong.''</w:t>
+        <w:t>So does Alain Guiraudie's ''Stranger by the Lake,'' in a completely different way. A murder story set at French gay cruising area, it contemplates the imperative of desire in the face of danger, and has explicit sex scenes. The story of two men, one of them the killer, who hook up in the woods next to the lake, evokes Alfred Hitchcock's ''Strangers on a Train,'' with its erotic subtext laid bare.</w:t>
         <w:br/>
-        <w:t xml:space="preserve">  ''And what is wrong?'' I asked.</w:t>
+        <w:t>A continuing thread in the festival is a '60s nostalgia, evidenced not only in this year's Godard retrospective, but also in new films like the Romanian director Corneliu Porumboiu's ''When Evening Falls on Bucharest or Metabolism,'' which wryly compares the process of filmmaking to conducting a relationship, and Philippe Garrel's ''Jealousy,'' starring the director's son, Louis Garrel. Watching ''Jealousy,'' filmed in black and white, you may feel transported to the late 1960s, when this director first made his mark and, in the movies, anything seemed possible.</w:t>
         <w:br/>
-        <w:t xml:space="preserve">  Bob, who works in Japan as an industrial designer, rubbed his hand over his shaved skull and said: ''Two words define Japanese culture. One is 'monozukuri,' or 'the Japanese way of making things.' The other is 'omotenashi,' or 'the Japanese way of hospitality.' If the country rebuilt itself into such a buff economic specimen after World War II, it did so partly out of its belief in the superiority of both of these things to any other country's. But then the bubble economy burst, the 21st century happened, and the country lost its way. I call it a nationwide case of the rope-a-dope. Whole industrial sectors have fallen asleep. Remember the Walkman? How's that working out for you, Sony?''</w:t>
-        <w:br/>
-        <w:t xml:space="preserve">  Before I could answer the rhetorical question, my attention was distracted by the arrival of something called an iwagaki rock oyster.</w:t>
-        <w:br/>
-        <w:t xml:space="preserve">  Ah, that oyster. It was the largest bivalve I've ever seen, with a shell approximately the size and shape of my foot. ''You freeze it while alive and then slow-cook it at low temperatures,'' the waiter explained, bowing. ''That makes the umami come out.'' The monster was dressed in a brightly acid dill-based mignonette and disproved the axiom that larger versions of anything taste worse: It was a briny, exquisite splash of sea in the mouth.</w:t>
-        <w:br/>
-        <w:t xml:space="preserve">  I was still finishing it when the owner of the restaurant, alerted by my exclamations of joy, came over to talk. His name was Akira Matsuoka and he's part of a restaurant consortium that oversees several venues in Tokyo. Rail thin, with high cheekbones, black jeans and alt-rock facial hair, he answered my question as to how he invents his dishes by explaining: ''My partners and I think of ourselves as a food think tank. We don't care about Michelin rankings. First we come up with the concept, and then we invent the dishes to fit it, sometimes collectively and sometimes individually. Rather than a star chef, we make the food the star.'' He smiled and circled a finger in the air to indicate the small space crammed with diners. ''And it seems to be working.''</w:t>
-        <w:br/>
-        <w:t xml:space="preserve">  Over the next few days, the culinary wizardry of Tokyo chefs remained unflagging. Yet, of all the entrees and appetizers I tried (the rice paper tubes of crab flash-fried so that the crunchy, starchy surface held a core of molten raw crustacean; the cod ovaries baked in Gorgonzola that scattered delicious marine bursts of garlic across the palate; the tiny fish called an ayu, or ''sweet fish,'' which is fermented in the dregs of sake for three years to make the bones grow edibly soft) -- all of it, no matter how odd, gross or wonderful, would pale next to the one dish that remained dangling, like the holy grail, just out of reach. People spoke of it as the greatest white-fleshed sashimi in the world.</w:t>
-        <w:br/>
-        <w:t xml:space="preserve">  Back on the train, I heard Bob say, ''We're almost here,'' and I slowly raised my eyes from my notebook. The fish was the legendary kanburi, or winter yellowtail, which abounds in the waters off Kanazawa, and after a couple of hours on the train, we were finally sliding into Kanazawa Station.</w:t>
-        <w:br/>
-        <w:t xml:space="preserve">  But before food, a drink. Several, actually. Drinking in Japan is a crucial social and professional lubricant in a country where ritualized courtesies can easily harden into walls, and Bob, a teetotaler in college, had successfully adapted. Kanazawa, like most Japanese cities of a decent size, has a distinct ''drinking district,'' honeycombed with tiny bars, and not long after checking in to our hotel, we found ourselves in a stand-up bar called Choikichi.</w:t>
-        <w:br/>
-        <w:t xml:space="preserve">  Stand-up means exactly what it sounds like, and the long counter of this former ice cream parlor was crowded on a late afternoon with regulars watching sumo wrestling on television. As titans clashed thunderously on the screen above us, the locals chatted happily with one another, and I had the sense of having wandered into a tiny Japanese analogue of Cheers, the famously chummy bar ''where everybody knows your name.'' We ate edamame and delicious rakkyo (pickled onions) and drank a fairly common but tasty sake.</w:t>
-        <w:br/>
-        <w:t xml:space="preserve">  Bob, a habitué of these places, was welcomed everywhere we went with shouts. The shouts were particularly loud later that night at a bar named, hilariously, Pub Dylan (as in Bob). There I was served a very expensive sake called Dassai, whose cool, perfect balance gave me the impression of drinking a dipperful of outer space. It was also at this place that Bob (my friend) brought down the house by correctly identifying the Japanese rock band playing on the big-screen TV as the Atomic Bomb Masturbation.</w:t>
-        <w:br/>
-        <w:t xml:space="preserve">  After a quick, delicious tempura dinner I returned to my dwarf hotel room, only moderately worse for alcoholic wear, and asked myself the obvious question: Is Japan the most food-crazed nation on earth? Evidence for ''yes'' is pretty thick on the ground. Tokyo has a staggering 80,000 restaurants, as opposed to the 15,000 of New York or the 6,000 of London. But more to the point: Where else on the planet would a country's biggest boy band have its own cooking show? What other nation would stage a televised competition in which they brought in challengers to try to better a master sushi chef's technique and scanned the resulting sushi pieces with an MRI to compare the ratio of rice to air? What other place could possibly, under any circumstances, have invented the operatic and off-the-wall ''Battle of the Iron Chef''?</w:t>
-        <w:br/>
-        <w:t xml:space="preserve">  The very next day, as if in answer to these questions, Japan served me the best seafood meal of my life. It did so at a small, easily missed, relatively modest-looking restaurant called Yamashita.</w:t>
-        <w:br/>
-        <w:t xml:space="preserve">  Yamashita is on no foreigner's must-see lists, and there wasn't an English language word in sight. But the restaurant, located by Bob, is a temple of sorts where the eponymous owner and chef Mitsuo Yamashita is referred to by his employees as the Master, and boss and staff work as one to pluck the freshest, purest products from the nearby ocean and put them on your plate with minimal interference.</w:t>
-        <w:br/>
-        <w:t xml:space="preserve">  The meal began with a pictorially perfect tray of amuse bouches: thin-cut strips of yellowtail stomach dressed in a vinegar-miso sauce, which tasted smoked though they weren't, along with a small pile of herrings fermented in the dregs of sake, and a handful of fresh snap peas, each dabbed with tiny blobs of black sesame pesto.</w:t>
-        <w:br/>
-        <w:t xml:space="preserve">  A sake, painstakingly engineered by Mr. Yamashita in consultation with local brewers, partnered these refined salty nibbles perfectly. But all this was a mere prelude to that moment when a waitress, smiling, brought in plates heaped high with the prized kanburi sashimi.</w:t>
-        <w:br/>
-        <w:t xml:space="preserve">  Why has this fish been elevated to the very top spot among sashimi lovers? Because kanburi uniquely fuses two qualities that are almost never found in the same animal. Take maguro, the tuna whose sashimi is most recognizable to Americans. There's the red meat, or akami, version, with its firm texture and relatively mild flavor, and the pinker version known as otoro that is filled with delicious oils and fats. The problem is that the tasty otoro has a crumbly, falling-apart texture in the mouth likened disdainfully by Bob to ''eating sashimi marshmallows.'' Because texture, along with temperature and flavor, are part of the ''mouth moment'' of Japanese cuisine, the challenge is to find a firm fish that is also rich in oil.</w:t>
-        <w:br/>
-        <w:t xml:space="preserve">  Enter kanburi, which for that brief, miraculous period every winter, is both those things. The fish, in thick slabs, now lay fanned out on the plate before me, glistening with oil -- oil that had leached out of it because the Master had intentionally let the fish ''rest,'' or cure for a day or so. Mind you, fish oil like this has nothing ''fishy'' about it. The kanburi was silky, pliant, yielding and tasted of a distilled, superclean essence of the sea. It seemed to exemplify everything that was best about Japanese cuisine, and mouthful by mouthful it put me into a kind of trance.</w:t>
-        <w:br/>
-        <w:t xml:space="preserve">  Suddenly the Master poked his head in again and barked some machine-gun Japanese at Bob, who translated it with a single word: squid. It was being offered as our next course, and there was no question of not taking it. One would as soon have refused an audience with the pope.</w:t>
-        <w:br/>
-        <w:t xml:space="preserve">  This would turn out to be something called ''spear squid.'' Freshly caught and still alive in the kitchen, it was killed, masterfully julienned and brought to the table as sashimi, along with a sauce made of fermented bonito guts, a condiment of pickled wild wasabi flowers, a heated stone and some stern admonitions from the Master as to exactly how to cook the squid -- barely -- and what the precise protocol was for eating it. Dishes like this belong to a category known for its hazawari, or ''tooth feel,'' and produce a dazzling mix of ocean flavor notes while offering an old-fashioned popcorn-like crunch in the mouth.</w:t>
-        <w:br/>
-        <w:t xml:space="preserve">  By the end of such a meal, something has happened to you, something close to the psychic euphoria produced by yoga or meditation. You've entered a zone of food satori, mystically zonked by the punch of a culture that has been perfecting its culinary subtleties for thousands of years. What to do?</w:t>
-        <w:br/>
-        <w:t xml:space="preserve">  After an elaborately choreographed goodbye, we took a digestive stroll in the seaside air, passing through the gaudy Kanazawa downtown with its Ginza-style flashing lights, its kuru kuru (conveyor belt) sushi restaurants (Japanese is rich in onomatopoetic words, and ''kuru kuru'' is the sound of a conveyor belt; say it fast and you'll understand), its knickknack shops, bars and omnipresent FamilyMart convenience stores.</w:t>
-        <w:br/>
-        <w:t xml:space="preserve">  Our destination was the beautiful old wood-fronted part of town called Higashi Chaya-Gai. (Kanazawa shares with Kyoto the distinction of being one of the few large Japanese cities not bombed by the Allies during World War II). There, we entered a sleekly minimalist bar called Teriha and seated ourselves among the drinkers, conscious that it was our last evening out.</w:t>
-        <w:br/>
-        <w:t xml:space="preserve">  I had spent a full week living inside a kind of tone poem of fish and alcohol, enriched by unflagging conversation with a dear old friend. But a vague perception had been weighing on me constantly during the trip, and suddenly, in the dark bar, that perception sharpened into words: I've never been to so foreign a place before that felt so deeply familiar.</w:t>
-        <w:br/>
-        <w:t xml:space="preserve">  Differently from an Asian country like India, where I've also spent time, the social iconography of Japan is profoundly recognizable to an American. Despite the culture's insularity and remoteness from us, the Japanese often dress and style themselves in a way that clearly states their social membership in categories of rocker, matron, intellectual, etc., and these identities can be easily ''read'' by a tourist from the United States. This fact, a product of the longstanding symbiotic relationship between the countries, produces a visual halo effect, in which one is always observing roles and mores on several levels at once. Exhausting on the one hand, it's endlessly, compulsively fascinating on the other.</w:t>
-        <w:br/>
-        <w:t xml:space="preserve">  Back in the bar, the lights suddenly dimmed further, and the conversations ceased. Rain started to fall, visible out the windows. Shrouded in darkness at the end of the bar, the owner, an ex-geisha named Yaeko Yoshigawa, began playing a flute. It was a bamboo flute called a shinobue, much used in Noh and Kabuki theater music and part of the essential ''kit'' of the geisha. The slow, wavering tones, played without obvious melody but filled with richness, lack the forward propulsive quality of Western music. Instead, individual notes are held until they're mere wisps of sound, acoustic vapor.</w:t>
-        <w:br/>
-        <w:t xml:space="preserve">  For several minutes, quietly, the flute music continued, threading the air in the darkness. It wavered, seemed about to stop and then, surprisingly, went on, moving forward without resolution, a little bit like the beautiful, perplexing country of Japan itself, whose mix of ceremonial gravity and hidden culinary wonders had given me a week of the very best eating of my life. There was a pause that extended until we could hear the rain pattering on the roof and a single last note, after which Ms. Yoshigawa removed the flute from her mouth with a bow. The recital was finished. The tone poem was over. In the semi-darkness, Bob raised his glass in a last toast. It was time to go home.</w:t>
-        <w:br/>
-        <w:t xml:space="preserve">  If You Go</w:t>
-        <w:br/>
-        <w:t xml:space="preserve">  Where to Stay</w:t>
-        <w:br/>
-        <w:t xml:space="preserve">  This particular trip was dedicated to eating, not lodging. In both Kanazawa and Tokyo there are abundant ''business hotels,'' found under that term on the Internet, where for usually less than $100 a night, or 11,390 yen at 114 yen to the dollar, one sleeps in a luxuriously appointed room the size of a large refrigerator. These are typically squeaky clean and have all modern conveniences, including, often, a washer-dryer and, incredibly, a pants press.</w:t>
-        <w:br/>
-        <w:t xml:space="preserve">  Where to Eat</w:t>
-        <w:br/>
-        <w:t xml:space="preserve">  Tokyo</w:t>
-        <w:br/>
-        <w:t xml:space="preserve">  N-1155, 1-1-55 Nakameguro, Meguro, Tokyo; 81-3-3760-1001.</w:t>
-        <w:br/>
-        <w:t xml:space="preserve">  A beautiful wood-paneled restaurant in one of the hipper districts of Tokyo that serves innovative, exquisitely prepared seasonal food. Much of the produce is from the restaurant's own organic farm in southern Japan. An English-language menu is a plus. Dinner and drinks start at about 5,000 yen.</w:t>
-        <w:br/>
-        <w:t xml:space="preserve">  Harbor Bar (Minatomachi Baru), 3-7-8 Kamimeguro, Meguro, Tokyo; 81-3-5869-5806.</w:t>
-        <w:br/>
-        <w:t xml:space="preserve">  Hipster interiors and a crowd right out of Bushwick fill up this small, very tasty seafood shop. The place is modeled loosely on a Venetian fish restaurant and has a decent Italian wine selection, but the superfresh and very creative dishes are straight from the Sanriku Coast, north of Tokyo. Dinner and drinks from about 4,000 yen on up.</w:t>
-        <w:br/>
-        <w:t xml:space="preserve">   Kanazawa</w:t>
-        <w:br/>
-        <w:t xml:space="preserve">  Yamashita Restaurant, 2-23-5 Katamachi, Kanazawa, Ishikawa; 81-76-223-1461. </w:t>
-        <w:br/>
-        <w:t xml:space="preserve">  This world-class fish mecca is unostentatiously small and bare. Its stern, somewhat forbidding owner runs a very tight ship, and no English is spoken. But animated pointing at display cases will probably do the trick. Dinner and drinks, about 4,000 yen.</w:t>
-        <w:br/>
-        <w:t xml:space="preserve">  Teriha Restaurant and Bar, 1-24-7 Higashiyama, Kanazawa, Ishikawa; 81-76-253-3791.</w:t>
-        <w:br/>
-        <w:t xml:space="preserve">  Located in the historic wood-fronted district of the city, this wine bar with its beautiful, minimalist interior tends to fill up fast with the local A-list crowd. The owner, a former geisha, speaks some English. If you beg her for a shinobue (flute) recital, she may oblige. Drinks begin at 500 yen.</w:t>
-        <w:br/>
-        <w:t xml:space="preserve">  Pub Dylan, 2-3-23 Katamachi, Kanazawa, Ishikawa; 81-76-222-0322.</w:t>
-        <w:br/>
-        <w:t xml:space="preserve">  This small, friendly, deeply atmospheric watering hole is found in the city's Shintenchi bar quarter. A rowdy crowd tends to form by late evening, and chatting is encouraged in whatever language you happen to speak. The Dassai sake (2,000 to 3,000 yen a glass) is out of this world. Other drinks begin at about 500 yen. Cash only.</w:t>
-        <w:br/>
-        <w:t xml:space="preserve">  Choikichi, 2-8-18 Katamachi, Kanazawa, Ishikawa; 81-76-261-4900.</w:t>
-        <w:br/>
-        <w:t xml:space="preserve">  This is old-school working-class Japan. A single standing-only counter, jars of pickled bar food and local workers sighing over sumo wrestling on TV. The owner is often referred to as Mom (in Japanese, of course) by the clientele. No English spoken. Snacks and drinks start at 200 and 300 yen respectively.</w:t>
+        <w:t>The New York Film Festival runs through Oct. 13; filmlinc.com.</w:t>
         <w:br/>
         <w:br/>
-        <w:t>http://www.nytimes.com/2016/01/24/travel/japanese-food-tokyo-restaurants.html</w:t>
+        <w:t>http://www.nytimes.com/2013/09/30/movies/at-new-york-film-festival-stiller-and-cineaste-fodder.html</w:t>
         <w:br/>
         <w:br/>
         <w:t>Graphic</w:t>
@@ -170,27 +86,11 @@
         <w:br/>
         <w:t xml:space="preserve"> </w:t>
         <w:br/>
-        <w:t>PHOTOS: Clockwise from top left, mackerel, ready for auction, at the Kanazawa fish market</w:t>
+        <w:t>PHOTOS: Ben Stiller stars in ''The Secret Life of Walter Mitty.'' (PHOTOGRAPH BY 20TH CENTURY FOX) (C1)</w:t>
         <w:br/>
-        <w:t>Tokyo skyline, with Yoyogi Stadium in the foreground</w:t>
+        <w:t>ABOUT TIME: Domhnall Gleeson, left, and Bill Nighy in Richard Curtis's British family drama. (PHOTOGRAPH BY MURRAY CLOSE)</w:t>
         <w:br/>
-        <w:t>a dish of kanburi, or winter yellowtail, sashimi at Yamashita Restaurant in Kanazawa</w:t>
-        <w:br/>
-        <w:t>at Teriha Restaurant and Bar in Kanazawa. (TR1)</w:t>
-        <w:br/>
-        <w:t>Below, at left, a Shinkansen bullet train in Tokyo, which offers service to Kanazawa's rail station, at right. (TR6)</w:t>
-        <w:br/>
-        <w:t>Above, view of Kanazawa, on Japan's northern coast. Above left, from top, scallops at Harbor Bar in Shibuya, Tokyo</w:t>
-        <w:br/>
-        <w:t>iwagaki rock oysters, at Harbor Bar</w:t>
-        <w:br/>
-        <w:t>Babylonia japonica, ready for auction, at Kanazawa's fish market. Right, from top, Mitsuo Yamashita, known as the Master, chats with his customers at Yamashita Restaurant in Kanazawa</w:t>
-        <w:br/>
-        <w:t>squid at Yamashita</w:t>
-        <w:br/>
-        <w:t>and Babylonia japonica, yellowtail stomach with vinegar miso sauce and scallion topping, salmon roe and sugar snap pea with black sesame paste, at Yamashita. (TR6-TR7)</w:t>
-        <w:br/>
-        <w:t xml:space="preserve"> Sake created specially for Mitsuo Yamashita, at his restaurant in Kanazawa. (PHOTOGRAPHS BY ANDY HASLAM FOR THE NEW YORK TIMES) (TR7) MAPS (TR6)</w:t>
+        <w:t xml:space="preserve"> BURNING BUSH: Tatiana Pauhofova in Agnieszka Holland's story of Prague under Communism. (PHOTOGRAPH BY DUSAN MARTINCEK/HBO) (C5)</w:t>
       </w:r>
     </w:p>
     <w:sectPr>
